--- a/TI.1.1. PAO202651_SOAP_JAVA_SINBDD_NRC36884_GR02/01. UML/01. ERS/ERS_SOAP_JAVA_SINBDD_GR02.docx
+++ b/TI.1.1. PAO202651_SOAP_JAVA_SINBDD_NRC36884_GR02/01. UML/01. ERS/ERS_SOAP_JAVA_SINBDD_GR02.docx
@@ -174,13 +174,7 @@
                               <w:jc w:val="center"/>
                             </w:pPr>
                             <w:r>
-                              <w:t>CACERES VILLAGOMEZ</w:t>
-                            </w:r>
-                            <w:r>
-                              <w:t xml:space="preserve"> </w:t>
-                            </w:r>
-                            <w:r>
-                              <w:t xml:space="preserve">GERMAN PATRICIO </w:t>
+                              <w:t xml:space="preserve">CACERES VILLAGOMEZ GERMAN PATRICIO </w:t>
                             </w:r>
                           </w:p>
                           <w:p>
@@ -189,13 +183,7 @@
                               <w:jc w:val="center"/>
                             </w:pPr>
                             <w:r>
-                              <w:t>CEPEDA SALGUERO</w:t>
-                            </w:r>
-                            <w:r>
-                              <w:t xml:space="preserve"> </w:t>
-                            </w:r>
-                            <w:r>
-                              <w:t xml:space="preserve">DAVID GUSTAVO </w:t>
+                              <w:t xml:space="preserve">CEPEDA SALGUERO DAVID GUSTAVO </w:t>
                             </w:r>
                           </w:p>
                           <w:p>
@@ -204,13 +192,7 @@
                               <w:jc w:val="center"/>
                             </w:pPr>
                             <w:r>
-                              <w:t>MARCILLO MORA</w:t>
-                            </w:r>
-                            <w:r>
-                              <w:t xml:space="preserve"> </w:t>
-                            </w:r>
-                            <w:r>
-                              <w:t xml:space="preserve">JHORDY PAUL </w:t>
+                              <w:t xml:space="preserve">MARCILLO MORA JHORDY PAUL </w:t>
                             </w:r>
                           </w:p>
                           <w:p>
@@ -366,7 +348,7 @@
                                 <w:szCs w:val="28"/>
                                 <w:lang w:eastAsia="es-EC"/>
                               </w:rPr>
-                              <w:t>05/10/2026</w:t>
+                              <w:t>06/10/2026</w:t>
                             </w:r>
                             <w:r>
                               <w:rPr>
@@ -510,13 +492,7 @@
                         <w:jc w:val="center"/>
                       </w:pPr>
                       <w:r>
-                        <w:t>CACERES VILLAGOMEZ</w:t>
-                      </w:r>
-                      <w:r>
-                        <w:t xml:space="preserve"> </w:t>
-                      </w:r>
-                      <w:r>
-                        <w:t xml:space="preserve">GERMAN PATRICIO </w:t>
+                        <w:t xml:space="preserve">CACERES VILLAGOMEZ GERMAN PATRICIO </w:t>
                       </w:r>
                     </w:p>
                     <w:p>
@@ -525,13 +501,7 @@
                         <w:jc w:val="center"/>
                       </w:pPr>
                       <w:r>
-                        <w:t>CEPEDA SALGUERO</w:t>
-                      </w:r>
-                      <w:r>
-                        <w:t xml:space="preserve"> </w:t>
-                      </w:r>
-                      <w:r>
-                        <w:t xml:space="preserve">DAVID GUSTAVO </w:t>
+                        <w:t xml:space="preserve">CEPEDA SALGUERO DAVID GUSTAVO </w:t>
                       </w:r>
                     </w:p>
                     <w:p>
@@ -540,13 +510,7 @@
                         <w:jc w:val="center"/>
                       </w:pPr>
                       <w:r>
-                        <w:t>MARCILLO MORA</w:t>
-                      </w:r>
-                      <w:r>
-                        <w:t xml:space="preserve"> </w:t>
-                      </w:r>
-                      <w:r>
-                        <w:t xml:space="preserve">JHORDY PAUL </w:t>
+                        <w:t xml:space="preserve">MARCILLO MORA JHORDY PAUL </w:t>
                       </w:r>
                     </w:p>
                     <w:p>
@@ -702,7 +666,7 @@
                           <w:szCs w:val="28"/>
                           <w:lang w:eastAsia="es-EC"/>
                         </w:rPr>
-                        <w:t>05/10/2026</w:t>
+                        <w:t>06/10/2026</w:t>
                       </w:r>
                       <w:r>
                         <w:rPr>
@@ -5337,7 +5301,7 @@
                 <w:noProof/>
                 <w:webHidden/>
               </w:rPr>
-              <w:t>9</w:t>
+              <w:t>8</w:t>
             </w:r>
             <w:r>
               <w:rPr>
@@ -5423,7 +5387,7 @@
                 <w:noProof/>
                 <w:webHidden/>
               </w:rPr>
-              <w:t>9</w:t>
+              <w:t>8</w:t>
             </w:r>
             <w:r>
               <w:rPr>
@@ -5493,7 +5457,7 @@
                 <w:noProof/>
                 <w:webHidden/>
               </w:rPr>
-              <w:t>9</w:t>
+              <w:t>10</w:t>
             </w:r>
             <w:r>
               <w:rPr>
@@ -5563,7 +5527,7 @@
                 <w:noProof/>
                 <w:webHidden/>
               </w:rPr>
-              <w:t>9</w:t>
+              <w:t>10</w:t>
             </w:r>
             <w:r>
               <w:rPr>
@@ -6419,7 +6383,7 @@
                 <w:noProof/>
                 <w:webHidden/>
               </w:rPr>
-              <w:t>13</w:t>
+              <w:t>14</w:t>
             </w:r>
             <w:r>
               <w:rPr>
@@ -6629,7 +6593,7 @@
                 <w:noProof/>
                 <w:webHidden/>
               </w:rPr>
-              <w:t>16</w:t>
+              <w:t>15</w:t>
             </w:r>
             <w:r>
               <w:rPr>
@@ -6699,7 +6663,7 @@
                 <w:noProof/>
                 <w:webHidden/>
               </w:rPr>
-              <w:t>16</w:t>
+              <w:t>15</w:t>
             </w:r>
             <w:r>
               <w:rPr>
@@ -6909,7 +6873,7 @@
                 <w:noProof/>
                 <w:webHidden/>
               </w:rPr>
-              <w:t>18</w:t>
+              <w:t>17</w:t>
             </w:r>
             <w:r>
               <w:rPr>
@@ -6979,7 +6943,7 @@
                 <w:noProof/>
                 <w:webHidden/>
               </w:rPr>
-              <w:t>18</w:t>
+              <w:t>17</w:t>
             </w:r>
             <w:r>
               <w:rPr>
@@ -7049,7 +7013,7 @@
                 <w:noProof/>
                 <w:webHidden/>
               </w:rPr>
-              <w:t>18</w:t>
+              <w:t>17</w:t>
             </w:r>
             <w:r>
               <w:rPr>
@@ -7329,7 +7293,7 @@
                 <w:noProof/>
                 <w:webHidden/>
               </w:rPr>
-              <w:t>19</w:t>
+              <w:t>18</w:t>
             </w:r>
             <w:r>
               <w:rPr>
@@ -7399,7 +7363,7 @@
                 <w:noProof/>
                 <w:webHidden/>
               </w:rPr>
-              <w:t>19</w:t>
+              <w:t>18</w:t>
             </w:r>
             <w:r>
               <w:rPr>
@@ -10052,88 +10016,9 @@
       <w:r>
         <w:t>) usando Servicios Web SOAP con Java (JAX-WS)</w:t>
       </w:r>
-    </w:p>
-    <w:bookmarkEnd w:id="2"/>
-    <w:p>
-      <w:pPr>
-        <w:pStyle w:val="ListParagraph"/>
-        <w:numPr>
-          <w:ilvl w:val="0"/>
-          <w:numId w:val="34"/>
-        </w:numPr>
-      </w:pPr>
-    </w:p>
-    <w:p>
-      <w:pPr>
-        <w:pStyle w:val="ListParagraph"/>
-        <w:numPr>
-          <w:ilvl w:val="0"/>
-          <w:numId w:val="34"/>
-        </w:numPr>
-      </w:pPr>
+      <w:bookmarkEnd w:id="2"/>
     </w:p>
     <w:p/>
-    <w:p/>
-    <w:p>
-      <w:r>
-        <w:t>GRUPO 0</w:t>
-      </w:r>
-      <w:r>
-        <w:t>2</w:t>
-      </w:r>
-    </w:p>
-    <w:p>
-      <w:r>
-        <w:t>El funcionamiento operativo del sistema que debe automatizarse es el siguiente:</w:t>
-      </w:r>
-    </w:p>
-    <w:p>
-      <w:r>
-        <w:t xml:space="preserve">1. </w:t>
-      </w:r>
-    </w:p>
-    <w:p>
-      <w:r>
-        <w:t xml:space="preserve">2.  </w:t>
-      </w:r>
-    </w:p>
-    <w:p>
-      <w:r>
-        <w:t>3. Motor de Conversión:</w:t>
-      </w:r>
-    </w:p>
-    <w:p>
-      <w:r>
-        <w:t>•</w:t>
-      </w:r>
-      <w:r>
-        <w:tab/>
-        <w:t>Para conversiones lineales (longitud, peso), el sistema aplica directamente el factor de conversión sobre la unidad base.</w:t>
-      </w:r>
-    </w:p>
-    <w:p>
-      <w:r>
-        <w:t>•</w:t>
-      </w:r>
-      <w:r>
-        <w:tab/>
-        <w:t>Para conversiones no lineales (temperatura entre °C, °F y K), el sistema aplica fórmulas matemáticas específicas.</w:t>
-      </w:r>
-    </w:p>
-    <w:p>
-      <w:r>
-        <w:t>•</w:t>
-      </w:r>
-      <w:r>
-        <w:tab/>
-        <w:t>Para conversiones de divisas, el sistema consume un servicio externo SOAP/REST que retorna los tipos de cambio actualizados en tiempo real.</w:t>
-      </w:r>
-    </w:p>
-    <w:p>
-      <w:r>
-        <w:t xml:space="preserve">4. </w:t>
-      </w:r>
-    </w:p>
     <w:p/>
     <w:p/>
     <w:p>
@@ -12340,21 +12225,38 @@
         </w:rPr>
         <w:t xml:space="preserve">Bloquear peticiones no autorizadas y manejar excepciones cuando se solicitan conversiones no soportadas o con datos incongruentes. </w:t>
       </w:r>
+      <w:r>
+        <w:rPr>
+          <w:rFonts w:cs="Calibri"/>
+        </w:rPr>
+        <w:t>`</w:t>
+      </w:r>
     </w:p>
     <w:p>
       <w:pPr>
-        <w:pStyle w:val="Caption"/>
-      </w:pPr>
-      <w:bookmarkStart w:id="36" w:name="_Toc83812939"/>
-      <w:r>
+        <w:spacing w:before="0" w:after="0"/>
         <w:rPr>
+          <w:rFonts w:cs="Calibri"/>
+        </w:rPr>
+      </w:pPr>
+    </w:p>
+    <w:p>
+      <w:pPr>
+        <w:spacing w:before="0" w:after="0"/>
+        <w:rPr>
+          <w:rFonts w:cs="Calibri"/>
+        </w:rPr>
+      </w:pPr>
+      <w:r>
+        <w:rPr>
+          <w:rFonts w:cs="Calibri"/>
           <w:noProof/>
         </w:rPr>
         <w:drawing>
-          <wp:inline distT="0" distB="0" distL="0" distR="0" wp14:anchorId="1680029E" wp14:editId="61B4F76F">
-            <wp:extent cx="5988050" cy="5405755"/>
-            <wp:effectExtent l="0" t="0" r="0" b="4445"/>
-            <wp:docPr id="7" name="Imagen 7"/>
+          <wp:inline distT="0" distB="0" distL="0" distR="0" wp14:anchorId="55055E10" wp14:editId="19738B8F">
+            <wp:extent cx="6348111" cy="3333592"/>
+            <wp:effectExtent l="0" t="0" r="0" b="635"/>
+            <wp:docPr id="1308611887" name="Picture 29"/>
             <wp:cNvGraphicFramePr>
               <a:graphicFrameLocks xmlns:a="http://schemas.openxmlformats.org/drawingml/2006/main" noChangeAspect="1"/>
             </wp:cNvGraphicFramePr>
@@ -12362,7 +12264,7 @@
               <a:graphicData uri="http://schemas.openxmlformats.org/drawingml/2006/picture">
                 <pic:pic xmlns:pic="http://schemas.openxmlformats.org/drawingml/2006/picture">
                   <pic:nvPicPr>
-                    <pic:cNvPr id="0" name="Picture 1"/>
+                    <pic:cNvPr id="0" name="Picture 2"/>
                     <pic:cNvPicPr>
                       <a:picLocks noChangeAspect="1" noChangeArrowheads="1"/>
                     </pic:cNvPicPr>
@@ -12383,15 +12285,12 @@
                   <pic:spPr bwMode="auto">
                     <a:xfrm>
                       <a:off x="0" y="0"/>
-                      <a:ext cx="5988050" cy="5405755"/>
+                      <a:ext cx="6368404" cy="3344249"/>
                     </a:xfrm>
                     <a:prstGeom prst="rect">
                       <a:avLst/>
                     </a:prstGeom>
                     <a:noFill/>
-                    <a:ln>
-                      <a:noFill/>
-                    </a:ln>
                   </pic:spPr>
                 </pic:pic>
               </a:graphicData>
@@ -12399,6 +12298,12 @@
           </wp:inline>
         </w:drawing>
       </w:r>
+    </w:p>
+    <w:p>
+      <w:pPr>
+        <w:pStyle w:val="Caption"/>
+      </w:pPr>
+      <w:bookmarkStart w:id="36" w:name="_Toc83812939"/>
       <w:r>
         <w:t xml:space="preserve">Ilustración </w:t>
       </w:r>
@@ -15640,52 +15545,30 @@
     <w:p>
       <w:pPr>
         <w:pStyle w:val="Caption"/>
-        <w:rPr>
-          <w:highlight w:val="yellow"/>
-        </w:rPr>
       </w:pPr>
       <w:bookmarkStart w:id="65" w:name="_Toc83812961"/>
       <w:r>
-        <w:rPr>
-          <w:highlight w:val="yellow"/>
-        </w:rPr>
         <w:t xml:space="preserve">Tabla </w:t>
       </w:r>
       <w:r>
-        <w:rPr>
-          <w:highlight w:val="yellow"/>
-        </w:rPr>
         <w:fldChar w:fldCharType="begin"/>
       </w:r>
       <w:r>
-        <w:rPr>
-          <w:highlight w:val="yellow"/>
-        </w:rPr>
         <w:instrText xml:space="preserve"> SEQ Tabla \* ARABIC </w:instrText>
       </w:r>
       <w:r>
-        <w:rPr>
-          <w:highlight w:val="yellow"/>
-        </w:rPr>
         <w:fldChar w:fldCharType="separate"/>
       </w:r>
       <w:r>
         <w:rPr>
           <w:noProof/>
-          <w:highlight w:val="yellow"/>
         </w:rPr>
         <w:t>18</w:t>
       </w:r>
       <w:r>
-        <w:rPr>
-          <w:highlight w:val="yellow"/>
-        </w:rPr>
         <w:fldChar w:fldCharType="end"/>
       </w:r>
       <w:r>
-        <w:rPr>
-          <w:highlight w:val="yellow"/>
-        </w:rPr>
         <w:t>. Lista de requisitos funcionales</w:t>
       </w:r>
       <w:bookmarkEnd w:id="65"/>
@@ -15693,14 +15576,14 @@
     <w:tbl>
       <w:tblPr>
         <w:tblStyle w:val="GridTable4-Accent1"/>
-        <w:tblW w:w="5003" w:type="pct"/>
+        <w:tblW w:w="0" w:type="auto"/>
         <w:tblLook w:val="04A0" w:firstRow="1" w:lastRow="0" w:firstColumn="1" w:lastColumn="0" w:noHBand="0" w:noVBand="1"/>
       </w:tblPr>
       <w:tblGrid>
-        <w:gridCol w:w="1113"/>
-        <w:gridCol w:w="3265"/>
-        <w:gridCol w:w="2281"/>
-        <w:gridCol w:w="2767"/>
+        <w:gridCol w:w="855"/>
+        <w:gridCol w:w="5080"/>
+        <w:gridCol w:w="2577"/>
+        <w:gridCol w:w="908"/>
       </w:tblGrid>
       <w:tr>
         <w:trPr>
@@ -15709,17 +15592,18 @@
         <w:tc>
           <w:tcPr>
             <w:cnfStyle w:val="001000000000" w:firstRow="0" w:lastRow="0" w:firstColumn="1" w:lastColumn="0" w:oddVBand="0" w:evenVBand="0" w:oddHBand="0" w:evenHBand="0" w:firstRowFirstColumn="0" w:firstRowLastColumn="0" w:lastRowFirstColumn="0" w:lastRowLastColumn="0"/>
-            <w:tcW w:w="590" w:type="pct"/>
+            <w:tcW w:w="0" w:type="auto"/>
+            <w:hideMark/>
           </w:tcPr>
           <w:p>
             <w:pPr>
               <w:rPr>
-                <w:highlight w:val="yellow"/>
-              </w:rPr>
-            </w:pPr>
-            <w:r>
-              <w:rPr>
-                <w:highlight w:val="yellow"/>
+                <w:color w:val="FFFFFF" w:themeColor="background1"/>
+              </w:rPr>
+            </w:pPr>
+            <w:r>
+              <w:rPr>
+                <w:color w:val="FFFFFF" w:themeColor="background1"/>
               </w:rPr>
               <w:t>Código</w:t>
             </w:r>
@@ -15727,18 +15611,19 @@
         </w:tc>
         <w:tc>
           <w:tcPr>
-            <w:tcW w:w="1732" w:type="pct"/>
+            <w:tcW w:w="5080" w:type="dxa"/>
+            <w:hideMark/>
           </w:tcPr>
           <w:p>
             <w:pPr>
               <w:cnfStyle w:val="100000000000" w:firstRow="1" w:lastRow="0" w:firstColumn="0" w:lastColumn="0" w:oddVBand="0" w:evenVBand="0" w:oddHBand="0" w:evenHBand="0" w:firstRowFirstColumn="0" w:firstRowLastColumn="0" w:lastRowFirstColumn="0" w:lastRowLastColumn="0"/>
               <w:rPr>
-                <w:highlight w:val="yellow"/>
-              </w:rPr>
-            </w:pPr>
-            <w:r>
-              <w:rPr>
-                <w:highlight w:val="yellow"/>
+                <w:color w:val="FFFFFF" w:themeColor="background1"/>
+              </w:rPr>
+            </w:pPr>
+            <w:r>
+              <w:rPr>
+                <w:color w:val="FFFFFF" w:themeColor="background1"/>
               </w:rPr>
               <w:t>Requerimiento</w:t>
             </w:r>
@@ -15746,18 +15631,19 @@
         </w:tc>
         <w:tc>
           <w:tcPr>
-            <w:tcW w:w="1210" w:type="pct"/>
+            <w:tcW w:w="2577" w:type="dxa"/>
+            <w:hideMark/>
           </w:tcPr>
           <w:p>
             <w:pPr>
               <w:cnfStyle w:val="100000000000" w:firstRow="1" w:lastRow="0" w:firstColumn="0" w:lastColumn="0" w:oddVBand="0" w:evenVBand="0" w:oddHBand="0" w:evenHBand="0" w:firstRowFirstColumn="0" w:firstRowLastColumn="0" w:lastRowFirstColumn="0" w:lastRowLastColumn="0"/>
               <w:rPr>
-                <w:highlight w:val="yellow"/>
-              </w:rPr>
-            </w:pPr>
-            <w:r>
-              <w:rPr>
-                <w:highlight w:val="yellow"/>
+                <w:color w:val="FFFFFF" w:themeColor="background1"/>
+              </w:rPr>
+            </w:pPr>
+            <w:r>
+              <w:rPr>
+                <w:color w:val="FFFFFF" w:themeColor="background1"/>
               </w:rPr>
               <w:t>Caso de uso</w:t>
             </w:r>
@@ -15765,18 +15651,19 @@
         </w:tc>
         <w:tc>
           <w:tcPr>
-            <w:tcW w:w="1468" w:type="pct"/>
+            <w:tcW w:w="0" w:type="auto"/>
+            <w:hideMark/>
           </w:tcPr>
           <w:p>
             <w:pPr>
               <w:cnfStyle w:val="100000000000" w:firstRow="1" w:lastRow="0" w:firstColumn="0" w:lastColumn="0" w:oddVBand="0" w:evenVBand="0" w:oddHBand="0" w:evenHBand="0" w:firstRowFirstColumn="0" w:firstRowLastColumn="0" w:lastRowFirstColumn="0" w:lastRowLastColumn="0"/>
               <w:rPr>
-                <w:highlight w:val="yellow"/>
-              </w:rPr>
-            </w:pPr>
-            <w:r>
-              <w:rPr>
-                <w:highlight w:val="yellow"/>
+                <w:color w:val="FFFFFF" w:themeColor="background1"/>
+              </w:rPr>
+            </w:pPr>
+            <w:r>
+              <w:rPr>
+                <w:color w:val="FFFFFF" w:themeColor="background1"/>
               </w:rPr>
               <w:t>Actor</w:t>
             </w:r>
@@ -15790,88 +15677,54 @@
         <w:tc>
           <w:tcPr>
             <w:cnfStyle w:val="001000000000" w:firstRow="0" w:lastRow="0" w:firstColumn="1" w:lastColumn="0" w:oddVBand="0" w:evenVBand="0" w:oddHBand="0" w:evenHBand="0" w:firstRowFirstColumn="0" w:firstRowLastColumn="0" w:lastRowFirstColumn="0" w:lastRowLastColumn="0"/>
-            <w:tcW w:w="590" w:type="pct"/>
+            <w:tcW w:w="0" w:type="auto"/>
+            <w:hideMark/>
           </w:tcPr>
           <w:p>
-            <w:pPr>
-              <w:rPr>
-                <w:highlight w:val="yellow"/>
-              </w:rPr>
-            </w:pPr>
-            <w:r>
-              <w:rPr>
-                <w:highlight w:val="yellow"/>
-              </w:rPr>
-              <w:t xml:space="preserve">RF – 01 </w:t>
+            <w:r>
+              <w:t>RF – 01</w:t>
             </w:r>
           </w:p>
         </w:tc>
         <w:tc>
           <w:tcPr>
-            <w:tcW w:w="1732" w:type="pct"/>
+            <w:tcW w:w="5080" w:type="dxa"/>
+            <w:hideMark/>
           </w:tcPr>
           <w:p>
             <w:pPr>
               <w:cnfStyle w:val="000000100000" w:firstRow="0" w:lastRow="0" w:firstColumn="0" w:lastColumn="0" w:oddVBand="0" w:evenVBand="0" w:oddHBand="1" w:evenHBand="0" w:firstRowFirstColumn="0" w:firstRowLastColumn="0" w:lastRowFirstColumn="0" w:lastRowLastColumn="0"/>
-              <w:rPr>
-                <w:highlight w:val="yellow"/>
-              </w:rPr>
-            </w:pPr>
-            <w:r>
-              <w:rPr>
-                <w:highlight w:val="yellow"/>
-              </w:rPr>
+            </w:pPr>
+            <w:r>
               <w:t>El sistema debe recibir credenciales de acceso, validarlas y generar un token de seguridad temporal para autorizar el uso de los servicios.</w:t>
             </w:r>
           </w:p>
         </w:tc>
         <w:tc>
           <w:tcPr>
-            <w:tcW w:w="1210" w:type="pct"/>
+            <w:tcW w:w="2577" w:type="dxa"/>
+            <w:hideMark/>
           </w:tcPr>
           <w:p>
             <w:pPr>
               <w:cnfStyle w:val="000000100000" w:firstRow="0" w:lastRow="0" w:firstColumn="0" w:lastColumn="0" w:oddVBand="0" w:evenVBand="0" w:oddHBand="1" w:evenHBand="0" w:firstRowFirstColumn="0" w:firstRowLastColumn="0" w:lastRowFirstColumn="0" w:lastRowLastColumn="0"/>
-              <w:rPr>
-                <w:highlight w:val="yellow"/>
-              </w:rPr>
-            </w:pPr>
-            <w:r>
-              <w:rPr>
-                <w:highlight w:val="yellow"/>
-              </w:rPr>
-              <w:t>Autenticar</w:t>
-            </w:r>
-            <w:r>
-              <w:rPr>
-                <w:highlight w:val="yellow"/>
-              </w:rPr>
-              <w:t xml:space="preserve"> Cliente</w:t>
-            </w:r>
-            <w:r>
-              <w:rPr>
-                <w:highlight w:val="yellow"/>
-              </w:rPr>
-              <w:t xml:space="preserve"> </w:t>
+            </w:pPr>
+            <w:r>
+              <w:t>Autenticarse</w:t>
             </w:r>
           </w:p>
         </w:tc>
         <w:tc>
           <w:tcPr>
-            <w:tcW w:w="1468" w:type="pct"/>
+            <w:tcW w:w="0" w:type="auto"/>
+            <w:hideMark/>
           </w:tcPr>
           <w:p>
             <w:pPr>
               <w:cnfStyle w:val="000000100000" w:firstRow="0" w:lastRow="0" w:firstColumn="0" w:lastColumn="0" w:oddVBand="0" w:evenVBand="0" w:oddHBand="1" w:evenHBand="0" w:firstRowFirstColumn="0" w:firstRowLastColumn="0" w:lastRowFirstColumn="0" w:lastRowLastColumn="0"/>
-              <w:rPr>
-                <w:highlight w:val="yellow"/>
-              </w:rPr>
-            </w:pPr>
-            <w:r>
-              <w:rPr>
-                <w:highlight w:val="yellow"/>
-              </w:rPr>
-              <w:t>Usuario final</w:t>
+            </w:pPr>
+            <w:r>
+              <w:t>Usuario</w:t>
             </w:r>
           </w:p>
         </w:tc>
@@ -15880,17 +15733,18 @@
         <w:tc>
           <w:tcPr>
             <w:cnfStyle w:val="001000000000" w:firstRow="0" w:lastRow="0" w:firstColumn="1" w:lastColumn="0" w:oddVBand="0" w:evenVBand="0" w:oddHBand="0" w:evenHBand="0" w:firstRowFirstColumn="0" w:firstRowLastColumn="0" w:lastRowFirstColumn="0" w:lastRowLastColumn="0"/>
-            <w:tcW w:w="590" w:type="pct"/>
+            <w:tcW w:w="0" w:type="auto"/>
+            <w:hideMark/>
           </w:tcPr>
           <w:p>
             <w:pPr>
               <w:rPr>
-                <w:highlight w:val="yellow"/>
-              </w:rPr>
-            </w:pPr>
-            <w:r>
-              <w:rPr>
-                <w:highlight w:val="yellow"/>
+                <w:lang w:val="es-MX"/>
+              </w:rPr>
+            </w:pPr>
+            <w:r>
+              <w:rPr>
+                <w:lang w:val="es-MX"/>
               </w:rPr>
               <w:t>RF – 02</w:t>
             </w:r>
@@ -15898,18 +15752,19 @@
         </w:tc>
         <w:tc>
           <w:tcPr>
-            <w:tcW w:w="1732" w:type="pct"/>
+            <w:tcW w:w="5080" w:type="dxa"/>
+            <w:hideMark/>
           </w:tcPr>
           <w:p>
             <w:pPr>
               <w:cnfStyle w:val="000000000000" w:firstRow="0" w:lastRow="0" w:firstColumn="0" w:lastColumn="0" w:oddVBand="0" w:evenVBand="0" w:oddHBand="0" w:evenHBand="0" w:firstRowFirstColumn="0" w:firstRowLastColumn="0" w:lastRowFirstColumn="0" w:lastRowLastColumn="0"/>
               <w:rPr>
-                <w:highlight w:val="yellow"/>
-              </w:rPr>
-            </w:pPr>
-            <w:r>
-              <w:rPr>
-                <w:highlight w:val="yellow"/>
+                <w:lang w:val="es-MX"/>
+              </w:rPr>
+            </w:pPr>
+            <w:r>
+              <w:rPr>
+                <w:lang w:val="es-MX"/>
               </w:rPr>
               <w:t>El sistema debe procesar peticiones de conversión, y retornar el cálculo matemático correspondiente.</w:t>
             </w:r>
@@ -15917,39 +15772,41 @@
         </w:tc>
         <w:tc>
           <w:tcPr>
-            <w:tcW w:w="1210" w:type="pct"/>
+            <w:tcW w:w="2577" w:type="dxa"/>
+            <w:hideMark/>
           </w:tcPr>
           <w:p>
             <w:pPr>
               <w:cnfStyle w:val="000000000000" w:firstRow="0" w:lastRow="0" w:firstColumn="0" w:lastColumn="0" w:oddVBand="0" w:evenVBand="0" w:oddHBand="0" w:evenHBand="0" w:firstRowFirstColumn="0" w:firstRowLastColumn="0" w:lastRowFirstColumn="0" w:lastRowLastColumn="0"/>
               <w:rPr>
-                <w:highlight w:val="yellow"/>
-              </w:rPr>
-            </w:pPr>
-            <w:r>
-              <w:rPr>
-                <w:highlight w:val="yellow"/>
-              </w:rPr>
-              <w:t>Convertir Longitud</w:t>
+                <w:lang w:val="es-MX"/>
+              </w:rPr>
+            </w:pPr>
+            <w:r>
+              <w:rPr>
+                <w:lang w:val="es-MX"/>
+              </w:rPr>
+              <w:t>Realizar conversión</w:t>
             </w:r>
           </w:p>
         </w:tc>
         <w:tc>
           <w:tcPr>
-            <w:tcW w:w="1468" w:type="pct"/>
+            <w:tcW w:w="0" w:type="auto"/>
+            <w:hideMark/>
           </w:tcPr>
           <w:p>
             <w:pPr>
               <w:cnfStyle w:val="000000000000" w:firstRow="0" w:lastRow="0" w:firstColumn="0" w:lastColumn="0" w:oddVBand="0" w:evenVBand="0" w:oddHBand="0" w:evenHBand="0" w:firstRowFirstColumn="0" w:firstRowLastColumn="0" w:lastRowFirstColumn="0" w:lastRowLastColumn="0"/>
               <w:rPr>
-                <w:highlight w:val="yellow"/>
-              </w:rPr>
-            </w:pPr>
-            <w:r>
-              <w:rPr>
-                <w:highlight w:val="yellow"/>
-              </w:rPr>
-              <w:t>Usuario final</w:t>
+                <w:lang w:val="es-MX"/>
+              </w:rPr>
+            </w:pPr>
+            <w:r>
+              <w:rPr>
+                <w:lang w:val="es-MX"/>
+              </w:rPr>
+              <w:t>Usuario</w:t>
             </w:r>
           </w:p>
         </w:tc>
@@ -15961,17 +15818,18 @@
         <w:tc>
           <w:tcPr>
             <w:cnfStyle w:val="001000000000" w:firstRow="0" w:lastRow="0" w:firstColumn="1" w:lastColumn="0" w:oddVBand="0" w:evenVBand="0" w:oddHBand="0" w:evenHBand="0" w:firstRowFirstColumn="0" w:firstRowLastColumn="0" w:lastRowFirstColumn="0" w:lastRowLastColumn="0"/>
-            <w:tcW w:w="590" w:type="pct"/>
+            <w:tcW w:w="0" w:type="auto"/>
+            <w:hideMark/>
           </w:tcPr>
           <w:p>
             <w:pPr>
               <w:rPr>
-                <w:highlight w:val="yellow"/>
-              </w:rPr>
-            </w:pPr>
-            <w:r>
-              <w:rPr>
-                <w:highlight w:val="yellow"/>
+                <w:lang w:val="es-MX"/>
+              </w:rPr>
+            </w:pPr>
+            <w:r>
+              <w:rPr>
+                <w:lang w:val="es-MX"/>
               </w:rPr>
               <w:t>RF – 03</w:t>
             </w:r>
@@ -15979,18 +15837,19 @@
         </w:tc>
         <w:tc>
           <w:tcPr>
-            <w:tcW w:w="1732" w:type="pct"/>
+            <w:tcW w:w="5080" w:type="dxa"/>
+            <w:hideMark/>
           </w:tcPr>
           <w:p>
             <w:pPr>
               <w:cnfStyle w:val="000000100000" w:firstRow="0" w:lastRow="0" w:firstColumn="0" w:lastColumn="0" w:oddVBand="0" w:evenVBand="0" w:oddHBand="1" w:evenHBand="0" w:firstRowFirstColumn="0" w:firstRowLastColumn="0" w:lastRowFirstColumn="0" w:lastRowLastColumn="0"/>
               <w:rPr>
-                <w:highlight w:val="yellow"/>
-              </w:rPr>
-            </w:pPr>
-            <w:r>
-              <w:rPr>
-                <w:highlight w:val="yellow"/>
+                <w:lang w:val="es-MX"/>
+              </w:rPr>
+            </w:pPr>
+            <w:r>
+              <w:rPr>
+                <w:lang w:val="es-MX"/>
               </w:rPr>
               <w:t>El sistema debe procesar peticiones de conversión de unidades de masa, validando previamente el token de acceso, y retornar la respuesta estructurada con el valor resultante.</w:t>
             </w:r>
@@ -15998,39 +15857,41 @@
         </w:tc>
         <w:tc>
           <w:tcPr>
-            <w:tcW w:w="1210" w:type="pct"/>
+            <w:tcW w:w="2577" w:type="dxa"/>
+            <w:hideMark/>
           </w:tcPr>
           <w:p>
             <w:pPr>
               <w:cnfStyle w:val="000000100000" w:firstRow="0" w:lastRow="0" w:firstColumn="0" w:lastColumn="0" w:oddVBand="0" w:evenVBand="0" w:oddHBand="1" w:evenHBand="0" w:firstRowFirstColumn="0" w:firstRowLastColumn="0" w:lastRowFirstColumn="0" w:lastRowLastColumn="0"/>
               <w:rPr>
-                <w:highlight w:val="yellow"/>
-              </w:rPr>
-            </w:pPr>
-            <w:r>
-              <w:rPr>
-                <w:highlight w:val="yellow"/>
-              </w:rPr>
-              <w:t>Convertir Masa</w:t>
+                <w:lang w:val="es-MX"/>
+              </w:rPr>
+            </w:pPr>
+            <w:r>
+              <w:rPr>
+                <w:lang w:val="es-MX"/>
+              </w:rPr>
+              <w:t>Realizar conversión</w:t>
             </w:r>
           </w:p>
         </w:tc>
         <w:tc>
           <w:tcPr>
-            <w:tcW w:w="1468" w:type="pct"/>
+            <w:tcW w:w="0" w:type="auto"/>
+            <w:hideMark/>
           </w:tcPr>
           <w:p>
             <w:pPr>
               <w:cnfStyle w:val="000000100000" w:firstRow="0" w:lastRow="0" w:firstColumn="0" w:lastColumn="0" w:oddVBand="0" w:evenVBand="0" w:oddHBand="1" w:evenHBand="0" w:firstRowFirstColumn="0" w:firstRowLastColumn="0" w:lastRowFirstColumn="0" w:lastRowLastColumn="0"/>
               <w:rPr>
-                <w:highlight w:val="yellow"/>
-              </w:rPr>
-            </w:pPr>
-            <w:r>
-              <w:rPr>
-                <w:highlight w:val="yellow"/>
-              </w:rPr>
-              <w:t>Usuario final</w:t>
+                <w:lang w:val="es-MX"/>
+              </w:rPr>
+            </w:pPr>
+            <w:r>
+              <w:rPr>
+                <w:lang w:val="es-MX"/>
+              </w:rPr>
+              <w:t>Usuario</w:t>
             </w:r>
           </w:p>
         </w:tc>
@@ -16039,36 +15900,38 @@
         <w:tc>
           <w:tcPr>
             <w:cnfStyle w:val="001000000000" w:firstRow="0" w:lastRow="0" w:firstColumn="1" w:lastColumn="0" w:oddVBand="0" w:evenVBand="0" w:oddHBand="0" w:evenHBand="0" w:firstRowFirstColumn="0" w:firstRowLastColumn="0" w:lastRowFirstColumn="0" w:lastRowLastColumn="0"/>
-            <w:tcW w:w="590" w:type="pct"/>
+            <w:tcW w:w="0" w:type="auto"/>
+            <w:hideMark/>
           </w:tcPr>
           <w:p>
             <w:pPr>
               <w:rPr>
-                <w:highlight w:val="yellow"/>
-              </w:rPr>
-            </w:pPr>
-            <w:r>
-              <w:rPr>
-                <w:highlight w:val="yellow"/>
-              </w:rPr>
-              <w:t xml:space="preserve">RF – 04 </w:t>
+                <w:lang w:val="es-MX"/>
+              </w:rPr>
+            </w:pPr>
+            <w:r>
+              <w:rPr>
+                <w:lang w:val="es-MX"/>
+              </w:rPr>
+              <w:t>RF – 04</w:t>
             </w:r>
           </w:p>
         </w:tc>
         <w:tc>
           <w:tcPr>
-            <w:tcW w:w="1732" w:type="pct"/>
+            <w:tcW w:w="5080" w:type="dxa"/>
+            <w:hideMark/>
           </w:tcPr>
           <w:p>
             <w:pPr>
               <w:cnfStyle w:val="000000000000" w:firstRow="0" w:lastRow="0" w:firstColumn="0" w:lastColumn="0" w:oddVBand="0" w:evenVBand="0" w:oddHBand="0" w:evenHBand="0" w:firstRowFirstColumn="0" w:firstRowLastColumn="0" w:lastRowFirstColumn="0" w:lastRowLastColumn="0"/>
               <w:rPr>
-                <w:highlight w:val="yellow"/>
-              </w:rPr>
-            </w:pPr>
-            <w:r>
-              <w:rPr>
-                <w:highlight w:val="yellow"/>
+                <w:lang w:val="es-MX"/>
+              </w:rPr>
+            </w:pPr>
+            <w:r>
+              <w:rPr>
+                <w:lang w:val="es-MX"/>
               </w:rPr>
               <w:t>El sistema debe calcular conversiones entre escalas de temperatura mediante los parámetros enviados, verificando la autorización y retornando el estado de la operación.</w:t>
             </w:r>
@@ -16076,39 +15939,41 @@
         </w:tc>
         <w:tc>
           <w:tcPr>
-            <w:tcW w:w="1210" w:type="pct"/>
+            <w:tcW w:w="2577" w:type="dxa"/>
+            <w:hideMark/>
           </w:tcPr>
           <w:p>
             <w:pPr>
               <w:cnfStyle w:val="000000000000" w:firstRow="0" w:lastRow="0" w:firstColumn="0" w:lastColumn="0" w:oddVBand="0" w:evenVBand="0" w:oddHBand="0" w:evenHBand="0" w:firstRowFirstColumn="0" w:firstRowLastColumn="0" w:lastRowFirstColumn="0" w:lastRowLastColumn="0"/>
               <w:rPr>
-                <w:highlight w:val="yellow"/>
-              </w:rPr>
-            </w:pPr>
-            <w:r>
-              <w:rPr>
-                <w:highlight w:val="yellow"/>
-              </w:rPr>
-              <w:t>Convertir Temperatura</w:t>
+                <w:lang w:val="es-MX"/>
+              </w:rPr>
+            </w:pPr>
+            <w:r>
+              <w:rPr>
+                <w:lang w:val="es-MX"/>
+              </w:rPr>
+              <w:t>Realizar conversión</w:t>
             </w:r>
           </w:p>
         </w:tc>
         <w:tc>
           <w:tcPr>
-            <w:tcW w:w="1468" w:type="pct"/>
+            <w:tcW w:w="0" w:type="auto"/>
+            <w:hideMark/>
           </w:tcPr>
           <w:p>
             <w:pPr>
               <w:cnfStyle w:val="000000000000" w:firstRow="0" w:lastRow="0" w:firstColumn="0" w:lastColumn="0" w:oddVBand="0" w:evenVBand="0" w:oddHBand="0" w:evenHBand="0" w:firstRowFirstColumn="0" w:firstRowLastColumn="0" w:lastRowFirstColumn="0" w:lastRowLastColumn="0"/>
-            </w:pPr>
-            <w:r>
-              <w:rPr>
-                <w:highlight w:val="yellow"/>
-              </w:rPr>
-              <w:t>Usuario final</w:t>
-            </w:r>
-            <w:r>
-              <w:t xml:space="preserve"> </w:t>
+              <w:rPr>
+                <w:lang w:val="es-MX"/>
+              </w:rPr>
+            </w:pPr>
+            <w:r>
+              <w:rPr>
+                <w:lang w:val="es-MX"/>
+              </w:rPr>
+              <w:t>Usuario</w:t>
             </w:r>
           </w:p>
         </w:tc>
@@ -16116,6 +15981,13 @@
     </w:tbl>
     <w:p>
       <w:pPr>
+        <w:rPr>
+          <w:highlight w:val="yellow"/>
+        </w:rPr>
+      </w:pPr>
+    </w:p>
+    <w:p>
+      <w:pPr>
         <w:pStyle w:val="Heading3"/>
       </w:pPr>
       <w:bookmarkStart w:id="66" w:name="_Toc229513515"/>
@@ -16141,46 +16013,26 @@
     <w:p>
       <w:pPr>
         <w:pStyle w:val="Caption"/>
-      </w:pPr>
-      <w:bookmarkStart w:id="67" w:name="_Toc83812962"/>
-      <w:r>
-        <w:t xml:space="preserve">Tabla </w:t>
-      </w:r>
-      <w:r>
-        <w:fldChar w:fldCharType="begin"/>
-      </w:r>
-      <w:r>
-        <w:instrText xml:space="preserve"> SEQ Tabla \* ARABIC </w:instrText>
-      </w:r>
-      <w:r>
-        <w:fldChar w:fldCharType="separate"/>
-      </w:r>
-      <w:r>
         <w:rPr>
-          <w:noProof/>
+          <w:lang w:val="es-MX"/>
         </w:rPr>
-        <w:t>19</w:t>
-      </w:r>
-      <w:r>
-        <w:fldChar w:fldCharType="end"/>
-      </w:r>
-      <w:r>
-        <w:t xml:space="preserve">. </w:t>
-      </w:r>
-      <w:bookmarkEnd w:id="67"/>
-      <w:r>
-        <w:t xml:space="preserve">Autenticar Cliente </w:t>
+      </w:pPr>
+      <w:r>
+        <w:rPr>
+          <w:lang w:val="es-MX"/>
+        </w:rPr>
+        <w:t>Tabla 19. Autenticarse en el sistema</w:t>
       </w:r>
     </w:p>
     <w:tbl>
       <w:tblPr>
         <w:tblStyle w:val="GridTable4-Accent1"/>
-        <w:tblW w:w="9020" w:type="dxa"/>
+        <w:tblW w:w="0" w:type="auto"/>
         <w:tblLook w:val="04A0" w:firstRow="1" w:lastRow="0" w:firstColumn="1" w:lastColumn="0" w:noHBand="0" w:noVBand="1"/>
       </w:tblPr>
       <w:tblGrid>
-        <w:gridCol w:w="2085"/>
-        <w:gridCol w:w="6935"/>
+        <w:gridCol w:w="1378"/>
+        <w:gridCol w:w="8042"/>
       </w:tblGrid>
       <w:tr>
         <w:trPr>
@@ -16189,17 +16041,48 @@
         <w:tc>
           <w:tcPr>
             <w:cnfStyle w:val="001000000000" w:firstRow="0" w:lastRow="0" w:firstColumn="1" w:lastColumn="0" w:oddVBand="0" w:evenVBand="0" w:oddHBand="0" w:evenHBand="0" w:firstRowFirstColumn="0" w:firstRowLastColumn="0" w:lastRowFirstColumn="0" w:lastRowLastColumn="0"/>
-            <w:tcW w:w="2085" w:type="dxa"/>
+            <w:tcW w:w="0" w:type="auto"/>
+            <w:hideMark/>
           </w:tcPr>
           <w:p>
             <w:pPr>
               <w:pStyle w:val="Standard"/>
               <w:jc w:val="both"/>
+              <w:rPr>
+                <w:rFonts w:ascii="Calibri" w:hAnsi="Calibri" w:cstheme="minorHAnsi"/>
+                <w:b w:val="0"/>
+                <w:bCs w:val="0"/>
+                <w:sz w:val="22"/>
+                <w:szCs w:val="22"/>
+              </w:rPr>
+            </w:pPr>
+            <w:r>
               <w:rPr>
                 <w:rFonts w:ascii="Calibri" w:hAnsi="Calibri" w:cstheme="minorHAnsi"/>
                 <w:sz w:val="22"/>
                 <w:szCs w:val="22"/>
               </w:rPr>
+              <w:t>RQF-001</w:t>
+            </w:r>
+          </w:p>
+        </w:tc>
+        <w:tc>
+          <w:tcPr>
+            <w:tcW w:w="0" w:type="auto"/>
+            <w:hideMark/>
+          </w:tcPr>
+          <w:p>
+            <w:pPr>
+              <w:pStyle w:val="Standard"/>
+              <w:jc w:val="both"/>
+              <w:cnfStyle w:val="100000000000" w:firstRow="1" w:lastRow="0" w:firstColumn="0" w:lastColumn="0" w:oddVBand="0" w:evenVBand="0" w:oddHBand="0" w:evenHBand="0" w:firstRowFirstColumn="0" w:firstRowLastColumn="0" w:lastRowFirstColumn="0" w:lastRowLastColumn="0"/>
+              <w:rPr>
+                <w:rFonts w:ascii="Calibri" w:hAnsi="Calibri" w:cstheme="minorHAnsi"/>
+                <w:b w:val="0"/>
+                <w:bCs w:val="0"/>
+                <w:sz w:val="22"/>
+                <w:szCs w:val="22"/>
+              </w:rPr>
             </w:pPr>
             <w:r>
               <w:rPr>
@@ -16207,32 +16090,7 @@
                 <w:sz w:val="22"/>
                 <w:szCs w:val="22"/>
               </w:rPr>
-              <w:t>RQF-001</w:t>
-            </w:r>
-          </w:p>
-        </w:tc>
-        <w:tc>
-          <w:tcPr>
-            <w:tcW w:w="6935" w:type="dxa"/>
-          </w:tcPr>
-          <w:p>
-            <w:pPr>
-              <w:pStyle w:val="Standard"/>
-              <w:jc w:val="both"/>
-              <w:cnfStyle w:val="100000000000" w:firstRow="1" w:lastRow="0" w:firstColumn="0" w:lastColumn="0" w:oddVBand="0" w:evenVBand="0" w:oddHBand="0" w:evenHBand="0" w:firstRowFirstColumn="0" w:firstRowLastColumn="0" w:lastRowFirstColumn="0" w:lastRowLastColumn="0"/>
-              <w:rPr>
-                <w:rFonts w:ascii="Calibri" w:hAnsi="Calibri" w:cstheme="minorHAnsi"/>
-                <w:sz w:val="22"/>
-                <w:szCs w:val="22"/>
-              </w:rPr>
-            </w:pPr>
-            <w:r>
-              <w:rPr>
-                <w:rFonts w:ascii="Calibri" w:hAnsi="Calibri" w:cstheme="minorHAnsi"/>
-                <w:sz w:val="22"/>
-                <w:szCs w:val="22"/>
-              </w:rPr>
-              <w:t>Autenticar Cliente</w:t>
+              <w:t>Autenticarse en el sistema</w:t>
             </w:r>
           </w:p>
         </w:tc>
@@ -16244,31 +16102,35 @@
         <w:tc>
           <w:tcPr>
             <w:cnfStyle w:val="001000000000" w:firstRow="0" w:lastRow="0" w:firstColumn="1" w:lastColumn="0" w:oddVBand="0" w:evenVBand="0" w:oddHBand="0" w:evenHBand="0" w:firstRowFirstColumn="0" w:firstRowLastColumn="0" w:lastRowFirstColumn="0" w:lastRowLastColumn="0"/>
-            <w:tcW w:w="2085" w:type="dxa"/>
+            <w:tcW w:w="0" w:type="auto"/>
+            <w:hideMark/>
           </w:tcPr>
           <w:p>
             <w:pPr>
               <w:pStyle w:val="Standard"/>
               <w:jc w:val="both"/>
+              <w:rPr>
+                <w:rFonts w:ascii="Calibri" w:hAnsi="Calibri" w:cstheme="minorHAnsi"/>
+                <w:b w:val="0"/>
+                <w:bCs w:val="0"/>
+                <w:sz w:val="22"/>
+                <w:szCs w:val="22"/>
+              </w:rPr>
+            </w:pPr>
+            <w:r>
               <w:rPr>
                 <w:rFonts w:ascii="Calibri" w:hAnsi="Calibri" w:cstheme="minorHAnsi"/>
                 <w:sz w:val="22"/>
                 <w:szCs w:val="22"/>
               </w:rPr>
-            </w:pPr>
-            <w:r>
-              <w:rPr>
-                <w:rFonts w:ascii="Calibri" w:hAnsi="Calibri" w:cstheme="minorHAnsi"/>
-                <w:sz w:val="22"/>
-                <w:szCs w:val="22"/>
-              </w:rPr>
               <w:t>Descripción</w:t>
             </w:r>
           </w:p>
         </w:tc>
         <w:tc>
           <w:tcPr>
-            <w:tcW w:w="6935" w:type="dxa"/>
+            <w:tcW w:w="0" w:type="auto"/>
+            <w:hideMark/>
           </w:tcPr>
           <w:p>
             <w:pPr>
@@ -16296,59 +16158,54 @@
         <w:tc>
           <w:tcPr>
             <w:cnfStyle w:val="001000000000" w:firstRow="0" w:lastRow="0" w:firstColumn="1" w:lastColumn="0" w:oddVBand="0" w:evenVBand="0" w:oddHBand="0" w:evenHBand="0" w:firstRowFirstColumn="0" w:firstRowLastColumn="0" w:lastRowFirstColumn="0" w:lastRowLastColumn="0"/>
-            <w:tcW w:w="2085" w:type="dxa"/>
+            <w:tcW w:w="0" w:type="auto"/>
+            <w:hideMark/>
           </w:tcPr>
           <w:p>
             <w:pPr>
               <w:pStyle w:val="Standard"/>
               <w:jc w:val="both"/>
+              <w:rPr>
+                <w:rFonts w:ascii="Calibri" w:hAnsi="Calibri" w:cstheme="minorHAnsi"/>
+                <w:b w:val="0"/>
+                <w:bCs w:val="0"/>
+                <w:sz w:val="22"/>
+                <w:szCs w:val="22"/>
+              </w:rPr>
+            </w:pPr>
+            <w:r>
               <w:rPr>
                 <w:rFonts w:ascii="Calibri" w:hAnsi="Calibri" w:cstheme="minorHAnsi"/>
                 <w:sz w:val="22"/>
                 <w:szCs w:val="22"/>
               </w:rPr>
-            </w:pPr>
-            <w:r>
+              <w:t>Objetivo</w:t>
+            </w:r>
+          </w:p>
+        </w:tc>
+        <w:tc>
+          <w:tcPr>
+            <w:tcW w:w="0" w:type="auto"/>
+            <w:hideMark/>
+          </w:tcPr>
+          <w:p>
+            <w:pPr>
+              <w:pStyle w:val="Standard"/>
+              <w:jc w:val="both"/>
+              <w:cnfStyle w:val="000000000000" w:firstRow="0" w:lastRow="0" w:firstColumn="0" w:lastColumn="0" w:oddVBand="0" w:evenVBand="0" w:oddHBand="0" w:evenHBand="0" w:firstRowFirstColumn="0" w:firstRowLastColumn="0" w:lastRowFirstColumn="0" w:lastRowLastColumn="0"/>
               <w:rPr>
                 <w:rFonts w:ascii="Calibri" w:hAnsi="Calibri" w:cstheme="minorHAnsi"/>
                 <w:sz w:val="22"/>
                 <w:szCs w:val="22"/>
               </w:rPr>
-              <w:lastRenderedPageBreak/>
-              <w:t>Objetivo</w:t>
-            </w:r>
-          </w:p>
-        </w:tc>
-        <w:tc>
-          <w:tcPr>
-            <w:tcW w:w="6935" w:type="dxa"/>
-          </w:tcPr>
-          <w:p>
-            <w:pPr>
-              <w:pStyle w:val="Standard"/>
-              <w:jc w:val="both"/>
-              <w:cnfStyle w:val="000000000000" w:firstRow="0" w:lastRow="0" w:firstColumn="0" w:lastColumn="0" w:oddVBand="0" w:evenVBand="0" w:oddHBand="0" w:evenHBand="0" w:firstRowFirstColumn="0" w:firstRowLastColumn="0" w:lastRowFirstColumn="0" w:lastRowLastColumn="0"/>
+            </w:pPr>
+            <w:r>
               <w:rPr>
                 <w:rFonts w:ascii="Calibri" w:hAnsi="Calibri" w:cstheme="minorHAnsi"/>
                 <w:sz w:val="22"/>
                 <w:szCs w:val="22"/>
               </w:rPr>
-            </w:pPr>
-            <w:r>
-              <w:rPr>
-                <w:rFonts w:ascii="Calibri" w:hAnsi="Calibri" w:cstheme="minorHAnsi"/>
-                <w:sz w:val="22"/>
-                <w:szCs w:val="22"/>
-              </w:rPr>
-              <w:t>OBJ-00</w:t>
-            </w:r>
-            <w:r>
-              <w:rPr>
-                <w:rFonts w:ascii="Calibri" w:hAnsi="Calibri" w:cstheme="minorHAnsi"/>
-                <w:sz w:val="22"/>
-                <w:szCs w:val="22"/>
-              </w:rPr>
-              <w:t>1</w:t>
+              <w:t>OBJ-001</w:t>
             </w:r>
           </w:p>
         </w:tc>
@@ -16360,31 +16217,35 @@
         <w:tc>
           <w:tcPr>
             <w:cnfStyle w:val="001000000000" w:firstRow="0" w:lastRow="0" w:firstColumn="1" w:lastColumn="0" w:oddVBand="0" w:evenVBand="0" w:oddHBand="0" w:evenHBand="0" w:firstRowFirstColumn="0" w:firstRowLastColumn="0" w:lastRowFirstColumn="0" w:lastRowLastColumn="0"/>
-            <w:tcW w:w="2085" w:type="dxa"/>
+            <w:tcW w:w="0" w:type="auto"/>
+            <w:hideMark/>
           </w:tcPr>
           <w:p>
             <w:pPr>
               <w:pStyle w:val="Standard"/>
               <w:jc w:val="both"/>
+              <w:rPr>
+                <w:rFonts w:ascii="Calibri" w:hAnsi="Calibri" w:cstheme="minorHAnsi"/>
+                <w:b w:val="0"/>
+                <w:bCs w:val="0"/>
+                <w:sz w:val="22"/>
+                <w:szCs w:val="22"/>
+              </w:rPr>
+            </w:pPr>
+            <w:r>
               <w:rPr>
                 <w:rFonts w:ascii="Calibri" w:hAnsi="Calibri" w:cstheme="minorHAnsi"/>
                 <w:sz w:val="22"/>
                 <w:szCs w:val="22"/>
               </w:rPr>
-            </w:pPr>
-            <w:r>
-              <w:rPr>
-                <w:rFonts w:ascii="Calibri" w:hAnsi="Calibri" w:cstheme="minorHAnsi"/>
-                <w:sz w:val="22"/>
-                <w:szCs w:val="22"/>
-              </w:rPr>
               <w:t>Importancia</w:t>
             </w:r>
           </w:p>
         </w:tc>
         <w:tc>
           <w:tcPr>
-            <w:tcW w:w="6935" w:type="dxa"/>
+            <w:tcW w:w="0" w:type="auto"/>
+            <w:hideMark/>
           </w:tcPr>
           <w:p>
             <w:pPr>
@@ -16412,31 +16273,35 @@
         <w:tc>
           <w:tcPr>
             <w:cnfStyle w:val="001000000000" w:firstRow="0" w:lastRow="0" w:firstColumn="1" w:lastColumn="0" w:oddVBand="0" w:evenVBand="0" w:oddHBand="0" w:evenHBand="0" w:firstRowFirstColumn="0" w:firstRowLastColumn="0" w:lastRowFirstColumn="0" w:lastRowLastColumn="0"/>
-            <w:tcW w:w="2085" w:type="dxa"/>
+            <w:tcW w:w="0" w:type="auto"/>
+            <w:hideMark/>
           </w:tcPr>
           <w:p>
             <w:pPr>
               <w:pStyle w:val="Standard"/>
               <w:jc w:val="both"/>
+              <w:rPr>
+                <w:rFonts w:ascii="Calibri" w:hAnsi="Calibri" w:cstheme="minorHAnsi"/>
+                <w:b w:val="0"/>
+                <w:bCs w:val="0"/>
+                <w:sz w:val="22"/>
+                <w:szCs w:val="22"/>
+              </w:rPr>
+            </w:pPr>
+            <w:r>
               <w:rPr>
                 <w:rFonts w:ascii="Calibri" w:hAnsi="Calibri" w:cstheme="minorHAnsi"/>
                 <w:sz w:val="22"/>
                 <w:szCs w:val="22"/>
               </w:rPr>
-            </w:pPr>
-            <w:r>
-              <w:rPr>
-                <w:rFonts w:ascii="Calibri" w:hAnsi="Calibri" w:cstheme="minorHAnsi"/>
-                <w:sz w:val="22"/>
-                <w:szCs w:val="22"/>
-              </w:rPr>
               <w:t>Estado</w:t>
             </w:r>
           </w:p>
         </w:tc>
         <w:tc>
           <w:tcPr>
-            <w:tcW w:w="6935" w:type="dxa"/>
+            <w:tcW w:w="0" w:type="auto"/>
+            <w:hideMark/>
           </w:tcPr>
           <w:p>
             <w:pPr>
@@ -16467,31 +16332,35 @@
         <w:tc>
           <w:tcPr>
             <w:cnfStyle w:val="001000000000" w:firstRow="0" w:lastRow="0" w:firstColumn="1" w:lastColumn="0" w:oddVBand="0" w:evenVBand="0" w:oddHBand="0" w:evenHBand="0" w:firstRowFirstColumn="0" w:firstRowLastColumn="0" w:lastRowFirstColumn="0" w:lastRowLastColumn="0"/>
-            <w:tcW w:w="2085" w:type="dxa"/>
+            <w:tcW w:w="0" w:type="auto"/>
+            <w:hideMark/>
           </w:tcPr>
           <w:p>
             <w:pPr>
               <w:pStyle w:val="Standard"/>
               <w:jc w:val="both"/>
+              <w:rPr>
+                <w:rFonts w:ascii="Calibri" w:hAnsi="Calibri" w:cstheme="minorHAnsi"/>
+                <w:b w:val="0"/>
+                <w:bCs w:val="0"/>
+                <w:sz w:val="22"/>
+                <w:szCs w:val="22"/>
+              </w:rPr>
+            </w:pPr>
+            <w:r>
               <w:rPr>
                 <w:rFonts w:ascii="Calibri" w:hAnsi="Calibri" w:cstheme="minorHAnsi"/>
                 <w:sz w:val="22"/>
                 <w:szCs w:val="22"/>
               </w:rPr>
-            </w:pPr>
-            <w:r>
-              <w:rPr>
-                <w:rFonts w:ascii="Calibri" w:hAnsi="Calibri" w:cstheme="minorHAnsi"/>
-                <w:sz w:val="22"/>
-                <w:szCs w:val="22"/>
-              </w:rPr>
               <w:t>Estabilidad</w:t>
             </w:r>
           </w:p>
         </w:tc>
         <w:tc>
           <w:tcPr>
-            <w:tcW w:w="6935" w:type="dxa"/>
+            <w:tcW w:w="0" w:type="auto"/>
+            <w:hideMark/>
           </w:tcPr>
           <w:p>
             <w:pPr>
@@ -16519,50 +16388,54 @@
         <w:tc>
           <w:tcPr>
             <w:cnfStyle w:val="001000000000" w:firstRow="0" w:lastRow="0" w:firstColumn="1" w:lastColumn="0" w:oddVBand="0" w:evenVBand="0" w:oddHBand="0" w:evenHBand="0" w:firstRowFirstColumn="0" w:firstRowLastColumn="0" w:lastRowFirstColumn="0" w:lastRowLastColumn="0"/>
-            <w:tcW w:w="2085" w:type="dxa"/>
+            <w:tcW w:w="0" w:type="auto"/>
+            <w:hideMark/>
           </w:tcPr>
           <w:p>
             <w:pPr>
               <w:pStyle w:val="Standard"/>
               <w:jc w:val="both"/>
+              <w:rPr>
+                <w:rFonts w:ascii="Calibri" w:hAnsi="Calibri" w:cstheme="minorHAnsi"/>
+                <w:b w:val="0"/>
+                <w:bCs w:val="0"/>
+                <w:sz w:val="22"/>
+                <w:szCs w:val="22"/>
+              </w:rPr>
+            </w:pPr>
+            <w:r>
               <w:rPr>
                 <w:rFonts w:ascii="Calibri" w:hAnsi="Calibri" w:cstheme="minorHAnsi"/>
                 <w:sz w:val="22"/>
                 <w:szCs w:val="22"/>
               </w:rPr>
-            </w:pPr>
-            <w:r>
+              <w:t>Comentarios</w:t>
+            </w:r>
+          </w:p>
+        </w:tc>
+        <w:tc>
+          <w:tcPr>
+            <w:tcW w:w="0" w:type="auto"/>
+            <w:hideMark/>
+          </w:tcPr>
+          <w:p>
+            <w:pPr>
+              <w:pStyle w:val="Standard"/>
+              <w:jc w:val="both"/>
+              <w:cnfStyle w:val="000000000000" w:firstRow="0" w:lastRow="0" w:firstColumn="0" w:lastColumn="0" w:oddVBand="0" w:evenVBand="0" w:oddHBand="0" w:evenHBand="0" w:firstRowFirstColumn="0" w:firstRowLastColumn="0" w:lastRowFirstColumn="0" w:lastRowLastColumn="0"/>
               <w:rPr>
                 <w:rFonts w:ascii="Calibri" w:hAnsi="Calibri" w:cstheme="minorHAnsi"/>
                 <w:sz w:val="22"/>
                 <w:szCs w:val="22"/>
               </w:rPr>
-              <w:t>Comentarios</w:t>
-            </w:r>
-          </w:p>
-        </w:tc>
-        <w:tc>
-          <w:tcPr>
-            <w:tcW w:w="6935" w:type="dxa"/>
-          </w:tcPr>
-          <w:p>
-            <w:pPr>
-              <w:pStyle w:val="Standard"/>
-              <w:jc w:val="both"/>
-              <w:cnfStyle w:val="000000000000" w:firstRow="0" w:lastRow="0" w:firstColumn="0" w:lastColumn="0" w:oddVBand="0" w:evenVBand="0" w:oddHBand="0" w:evenHBand="0" w:firstRowFirstColumn="0" w:firstRowLastColumn="0" w:lastRowFirstColumn="0" w:lastRowLastColumn="0"/>
+            </w:pPr>
+            <w:r>
               <w:rPr>
                 <w:rFonts w:ascii="Calibri" w:hAnsi="Calibri" w:cstheme="minorHAnsi"/>
                 <w:sz w:val="22"/>
                 <w:szCs w:val="22"/>
               </w:rPr>
-            </w:pPr>
-            <w:r>
-              <w:rPr>
-                <w:rFonts w:ascii="Calibri" w:hAnsi="Calibri" w:cstheme="minorHAnsi"/>
-                <w:sz w:val="22"/>
-                <w:szCs w:val="22"/>
-              </w:rPr>
-              <w:t xml:space="preserve">Requisito base de seguridad, sin este proceso el servidor rechaza cualquier solicitud. </w:t>
+              <w:t>Requisito base de seguridad, sin este proceso el servidor rechaza cualquier solicitud.</w:t>
             </w:r>
           </w:p>
         </w:tc>
@@ -16572,48 +16445,32 @@
       <w:pPr>
         <w:pStyle w:val="Caption"/>
         <w:rPr>
-          <w:rFonts w:ascii="Verdana" w:hAnsi="Verdana" w:cstheme="minorHAnsi"/>
+          <w:lang w:val="es-MX"/>
         </w:rPr>
       </w:pPr>
-      <w:bookmarkStart w:id="68" w:name="_Toc83812963"/>
-      <w:r>
-        <w:t xml:space="preserve">Tabla </w:t>
-      </w:r>
-      <w:r>
-        <w:fldChar w:fldCharType="begin"/>
-      </w:r>
-      <w:r>
-        <w:instrText xml:space="preserve"> SEQ Tabla \* ARABIC </w:instrText>
-      </w:r>
-      <w:r>
-        <w:fldChar w:fldCharType="separate"/>
-      </w:r>
       <w:r>
         <w:rPr>
-          <w:noProof/>
+          <w:lang w:val="es-MX"/>
         </w:rPr>
-        <w:t>20</w:t>
-      </w:r>
-      <w:r>
-        <w:fldChar w:fldCharType="end"/>
-      </w:r>
-      <w:r>
-        <w:t xml:space="preserve">. </w:t>
-      </w:r>
-      <w:bookmarkEnd w:id="68"/>
-      <w:r>
-        <w:t xml:space="preserve">Convertir Longitud </w:t>
+        <w:br/>
+      </w:r>
+      <w:r>
+        <w:rPr>
+          <w:lang w:val="es-MX"/>
+        </w:rPr>
+        <w:lastRenderedPageBreak/>
+        <w:t>Tabla 20. Convertir Longitud</w:t>
       </w:r>
     </w:p>
     <w:tbl>
       <w:tblPr>
-        <w:tblStyle w:val="GridTable5Dark-Accent4"/>
-        <w:tblW w:w="4813" w:type="pct"/>
+        <w:tblStyle w:val="GridTable4-Accent1"/>
+        <w:tblW w:w="0" w:type="auto"/>
         <w:tblLook w:val="04A0" w:firstRow="1" w:lastRow="0" w:firstColumn="1" w:lastColumn="0" w:noHBand="0" w:noVBand="1"/>
       </w:tblPr>
       <w:tblGrid>
-        <w:gridCol w:w="2057"/>
-        <w:gridCol w:w="7011"/>
+        <w:gridCol w:w="1378"/>
+        <w:gridCol w:w="8042"/>
       </w:tblGrid>
       <w:tr>
         <w:trPr>
@@ -16622,21 +16479,26 @@
         <w:tc>
           <w:tcPr>
             <w:cnfStyle w:val="001000000000" w:firstRow="0" w:lastRow="0" w:firstColumn="1" w:lastColumn="0" w:oddVBand="0" w:evenVBand="0" w:oddHBand="0" w:evenHBand="0" w:firstRowFirstColumn="0" w:firstRowLastColumn="0" w:lastRowFirstColumn="0" w:lastRowLastColumn="0"/>
-            <w:tcW w:w="1134" w:type="pct"/>
+            <w:tcW w:w="0" w:type="auto"/>
+            <w:hideMark/>
           </w:tcPr>
           <w:p>
             <w:pPr>
               <w:pStyle w:val="Standard"/>
               <w:jc w:val="both"/>
               <w:rPr>
-                <w:rFonts w:ascii="Verdana" w:hAnsi="Verdana" w:cstheme="minorHAnsi"/>
-                <w:highlight w:val="yellow"/>
-              </w:rPr>
-            </w:pPr>
-            <w:r>
-              <w:rPr>
-                <w:rFonts w:ascii="Verdana" w:hAnsi="Verdana" w:cstheme="minorHAnsi"/>
-                <w:highlight w:val="yellow"/>
+                <w:rFonts w:ascii="Calibri" w:hAnsi="Calibri" w:cstheme="minorHAnsi"/>
+                <w:b w:val="0"/>
+                <w:bCs w:val="0"/>
+                <w:sz w:val="22"/>
+                <w:szCs w:val="22"/>
+              </w:rPr>
+            </w:pPr>
+            <w:r>
+              <w:rPr>
+                <w:rFonts w:ascii="Calibri" w:hAnsi="Calibri" w:cstheme="minorHAnsi"/>
+                <w:sz w:val="22"/>
+                <w:szCs w:val="22"/>
               </w:rPr>
               <w:t>RQF-002</w:t>
             </w:r>
@@ -16644,7 +16506,8 @@
         </w:tc>
         <w:tc>
           <w:tcPr>
-            <w:tcW w:w="3866" w:type="pct"/>
+            <w:tcW w:w="0" w:type="auto"/>
+            <w:hideMark/>
           </w:tcPr>
           <w:p>
             <w:pPr>
@@ -16652,15 +16515,18 @@
               <w:jc w:val="both"/>
               <w:cnfStyle w:val="100000000000" w:firstRow="1" w:lastRow="0" w:firstColumn="0" w:lastColumn="0" w:oddVBand="0" w:evenVBand="0" w:oddHBand="0" w:evenHBand="0" w:firstRowFirstColumn="0" w:firstRowLastColumn="0" w:lastRowFirstColumn="0" w:lastRowLastColumn="0"/>
               <w:rPr>
-                <w:rFonts w:ascii="Verdana" w:hAnsi="Verdana" w:cstheme="minorHAnsi"/>
-                <w:highlight w:val="yellow"/>
-              </w:rPr>
-            </w:pPr>
-            <w:r>
-              <w:rPr>
-                <w:rFonts w:ascii="Verdana" w:hAnsi="Verdana" w:cstheme="minorHAnsi"/>
-                <w:highlight w:val="yellow"/>
-                <w:lang w:val="es-ES"/>
+                <w:rFonts w:ascii="Calibri" w:hAnsi="Calibri" w:cstheme="minorHAnsi"/>
+                <w:b w:val="0"/>
+                <w:bCs w:val="0"/>
+                <w:sz w:val="22"/>
+                <w:szCs w:val="22"/>
+              </w:rPr>
+            </w:pPr>
+            <w:r>
+              <w:rPr>
+                <w:rFonts w:ascii="Calibri" w:hAnsi="Calibri" w:cstheme="minorHAnsi"/>
+                <w:sz w:val="22"/>
+                <w:szCs w:val="22"/>
               </w:rPr>
               <w:t>Convertir Longitud</w:t>
             </w:r>
@@ -16674,21 +16540,26 @@
         <w:tc>
           <w:tcPr>
             <w:cnfStyle w:val="001000000000" w:firstRow="0" w:lastRow="0" w:firstColumn="1" w:lastColumn="0" w:oddVBand="0" w:evenVBand="0" w:oddHBand="0" w:evenHBand="0" w:firstRowFirstColumn="0" w:firstRowLastColumn="0" w:lastRowFirstColumn="0" w:lastRowLastColumn="0"/>
-            <w:tcW w:w="1134" w:type="pct"/>
+            <w:tcW w:w="0" w:type="auto"/>
+            <w:hideMark/>
           </w:tcPr>
           <w:p>
             <w:pPr>
               <w:pStyle w:val="Standard"/>
               <w:jc w:val="both"/>
               <w:rPr>
-                <w:rFonts w:ascii="Verdana" w:hAnsi="Verdana" w:cstheme="minorHAnsi"/>
-                <w:highlight w:val="yellow"/>
-              </w:rPr>
-            </w:pPr>
-            <w:r>
-              <w:rPr>
-                <w:rFonts w:ascii="Verdana" w:hAnsi="Verdana" w:cstheme="minorHAnsi"/>
-                <w:highlight w:val="yellow"/>
+                <w:rFonts w:ascii="Calibri" w:hAnsi="Calibri" w:cstheme="minorHAnsi"/>
+                <w:b w:val="0"/>
+                <w:bCs w:val="0"/>
+                <w:sz w:val="22"/>
+                <w:szCs w:val="22"/>
+              </w:rPr>
+            </w:pPr>
+            <w:r>
+              <w:rPr>
+                <w:rFonts w:ascii="Calibri" w:hAnsi="Calibri" w:cstheme="minorHAnsi"/>
+                <w:sz w:val="22"/>
+                <w:szCs w:val="22"/>
               </w:rPr>
               <w:t>Descripción</w:t>
             </w:r>
@@ -16696,7 +16567,8 @@
         </w:tc>
         <w:tc>
           <w:tcPr>
-            <w:tcW w:w="3866" w:type="pct"/>
+            <w:tcW w:w="0" w:type="auto"/>
+            <w:hideMark/>
           </w:tcPr>
           <w:p>
             <w:pPr>
@@ -16704,17 +16576,18 @@
               <w:jc w:val="both"/>
               <w:cnfStyle w:val="000000100000" w:firstRow="0" w:lastRow="0" w:firstColumn="0" w:lastColumn="0" w:oddVBand="0" w:evenVBand="0" w:oddHBand="1" w:evenHBand="0" w:firstRowFirstColumn="0" w:firstRowLastColumn="0" w:lastRowFirstColumn="0" w:lastRowLastColumn="0"/>
               <w:rPr>
-                <w:rFonts w:ascii="Verdana" w:hAnsi="Verdana" w:cstheme="minorHAnsi"/>
-                <w:highlight w:val="yellow"/>
-              </w:rPr>
-            </w:pPr>
-            <w:r>
-              <w:rPr>
-                <w:rFonts w:ascii="Verdana" w:hAnsi="Verdana" w:cstheme="minorHAnsi"/>
-                <w:highlight w:val="yellow"/>
-                <w:lang w:val="es-ES"/>
-              </w:rPr>
-              <w:t>El sistema debe procesar peticiones de conversión de longitud, y retornar el cálculo matemático correspondiente.</w:t>
+                <w:rFonts w:ascii="Calibri" w:hAnsi="Calibri" w:cstheme="minorHAnsi"/>
+                <w:sz w:val="22"/>
+                <w:szCs w:val="22"/>
+              </w:rPr>
+            </w:pPr>
+            <w:r>
+              <w:rPr>
+                <w:rFonts w:ascii="Calibri" w:hAnsi="Calibri" w:cstheme="minorHAnsi"/>
+                <w:sz w:val="22"/>
+                <w:szCs w:val="22"/>
+              </w:rPr>
+              <w:t xml:space="preserve">El sistema debe procesar peticiones de conversión de longitud, validando previamente el token de seguridad, y retornar una respuesta estructurada con el estado de la operación y el cálculo matemático. </w:t>
             </w:r>
           </w:p>
         </w:tc>
@@ -16723,21 +16596,26 @@
         <w:tc>
           <w:tcPr>
             <w:cnfStyle w:val="001000000000" w:firstRow="0" w:lastRow="0" w:firstColumn="1" w:lastColumn="0" w:oddVBand="0" w:evenVBand="0" w:oddHBand="0" w:evenHBand="0" w:firstRowFirstColumn="0" w:firstRowLastColumn="0" w:lastRowFirstColumn="0" w:lastRowLastColumn="0"/>
-            <w:tcW w:w="1134" w:type="pct"/>
+            <w:tcW w:w="0" w:type="auto"/>
+            <w:hideMark/>
           </w:tcPr>
           <w:p>
             <w:pPr>
               <w:pStyle w:val="Standard"/>
               <w:jc w:val="both"/>
               <w:rPr>
-                <w:rFonts w:ascii="Verdana" w:hAnsi="Verdana" w:cstheme="minorHAnsi"/>
-                <w:highlight w:val="yellow"/>
-              </w:rPr>
-            </w:pPr>
-            <w:r>
-              <w:rPr>
-                <w:rFonts w:ascii="Verdana" w:hAnsi="Verdana" w:cstheme="minorHAnsi"/>
-                <w:highlight w:val="yellow"/>
+                <w:rFonts w:ascii="Calibri" w:hAnsi="Calibri" w:cstheme="minorHAnsi"/>
+                <w:b w:val="0"/>
+                <w:bCs w:val="0"/>
+                <w:sz w:val="22"/>
+                <w:szCs w:val="22"/>
+              </w:rPr>
+            </w:pPr>
+            <w:r>
+              <w:rPr>
+                <w:rFonts w:ascii="Calibri" w:hAnsi="Calibri" w:cstheme="minorHAnsi"/>
+                <w:sz w:val="22"/>
+                <w:szCs w:val="22"/>
               </w:rPr>
               <w:t>Objetivo</w:t>
             </w:r>
@@ -16745,7 +16623,8 @@
         </w:tc>
         <w:tc>
           <w:tcPr>
-            <w:tcW w:w="3866" w:type="pct"/>
+            <w:tcW w:w="0" w:type="auto"/>
+            <w:hideMark/>
           </w:tcPr>
           <w:p>
             <w:pPr>
@@ -16753,14 +16632,16 @@
               <w:jc w:val="both"/>
               <w:cnfStyle w:val="000000000000" w:firstRow="0" w:lastRow="0" w:firstColumn="0" w:lastColumn="0" w:oddVBand="0" w:evenVBand="0" w:oddHBand="0" w:evenHBand="0" w:firstRowFirstColumn="0" w:firstRowLastColumn="0" w:lastRowFirstColumn="0" w:lastRowLastColumn="0"/>
               <w:rPr>
-                <w:rFonts w:ascii="Verdana" w:hAnsi="Verdana" w:cstheme="minorHAnsi"/>
-                <w:highlight w:val="yellow"/>
-              </w:rPr>
-            </w:pPr>
-            <w:r>
-              <w:rPr>
-                <w:rFonts w:ascii="Verdana" w:hAnsi="Verdana" w:cstheme="minorHAnsi"/>
-                <w:highlight w:val="yellow"/>
+                <w:rFonts w:ascii="Calibri" w:hAnsi="Calibri" w:cstheme="minorHAnsi"/>
+                <w:sz w:val="22"/>
+                <w:szCs w:val="22"/>
+              </w:rPr>
+            </w:pPr>
+            <w:r>
+              <w:rPr>
+                <w:rFonts w:ascii="Calibri" w:hAnsi="Calibri" w:cstheme="minorHAnsi"/>
+                <w:sz w:val="22"/>
+                <w:szCs w:val="22"/>
               </w:rPr>
               <w:t>OBJ-001</w:t>
             </w:r>
@@ -16774,21 +16655,26 @@
         <w:tc>
           <w:tcPr>
             <w:cnfStyle w:val="001000000000" w:firstRow="0" w:lastRow="0" w:firstColumn="1" w:lastColumn="0" w:oddVBand="0" w:evenVBand="0" w:oddHBand="0" w:evenHBand="0" w:firstRowFirstColumn="0" w:firstRowLastColumn="0" w:lastRowFirstColumn="0" w:lastRowLastColumn="0"/>
-            <w:tcW w:w="1134" w:type="pct"/>
+            <w:tcW w:w="0" w:type="auto"/>
+            <w:hideMark/>
           </w:tcPr>
           <w:p>
             <w:pPr>
               <w:pStyle w:val="Standard"/>
               <w:jc w:val="both"/>
               <w:rPr>
-                <w:rFonts w:ascii="Verdana" w:hAnsi="Verdana" w:cstheme="minorHAnsi"/>
-                <w:highlight w:val="yellow"/>
-              </w:rPr>
-            </w:pPr>
-            <w:r>
-              <w:rPr>
-                <w:rFonts w:ascii="Verdana" w:hAnsi="Verdana" w:cstheme="minorHAnsi"/>
-                <w:highlight w:val="yellow"/>
+                <w:rFonts w:ascii="Calibri" w:hAnsi="Calibri" w:cstheme="minorHAnsi"/>
+                <w:b w:val="0"/>
+                <w:bCs w:val="0"/>
+                <w:sz w:val="22"/>
+                <w:szCs w:val="22"/>
+              </w:rPr>
+            </w:pPr>
+            <w:r>
+              <w:rPr>
+                <w:rFonts w:ascii="Calibri" w:hAnsi="Calibri" w:cstheme="minorHAnsi"/>
+                <w:sz w:val="22"/>
+                <w:szCs w:val="22"/>
               </w:rPr>
               <w:t>Importancia</w:t>
             </w:r>
@@ -16796,7 +16682,8 @@
         </w:tc>
         <w:tc>
           <w:tcPr>
-            <w:tcW w:w="3866" w:type="pct"/>
+            <w:tcW w:w="0" w:type="auto"/>
+            <w:hideMark/>
           </w:tcPr>
           <w:p>
             <w:pPr>
@@ -16804,14 +16691,16 @@
               <w:jc w:val="both"/>
               <w:cnfStyle w:val="000000100000" w:firstRow="0" w:lastRow="0" w:firstColumn="0" w:lastColumn="0" w:oddVBand="0" w:evenVBand="0" w:oddHBand="1" w:evenHBand="0" w:firstRowFirstColumn="0" w:firstRowLastColumn="0" w:lastRowFirstColumn="0" w:lastRowLastColumn="0"/>
               <w:rPr>
-                <w:rFonts w:ascii="Verdana" w:hAnsi="Verdana" w:cstheme="minorHAnsi"/>
-                <w:highlight w:val="yellow"/>
-              </w:rPr>
-            </w:pPr>
-            <w:r>
-              <w:rPr>
-                <w:rFonts w:ascii="Verdana" w:hAnsi="Verdana" w:cstheme="minorHAnsi"/>
-                <w:highlight w:val="yellow"/>
+                <w:rFonts w:ascii="Calibri" w:hAnsi="Calibri" w:cstheme="minorHAnsi"/>
+                <w:sz w:val="22"/>
+                <w:szCs w:val="22"/>
+              </w:rPr>
+            </w:pPr>
+            <w:r>
+              <w:rPr>
+                <w:rFonts w:ascii="Calibri" w:hAnsi="Calibri" w:cstheme="minorHAnsi"/>
+                <w:sz w:val="22"/>
+                <w:szCs w:val="22"/>
               </w:rPr>
               <w:t>Alta</w:t>
             </w:r>
@@ -16822,21 +16711,26 @@
         <w:tc>
           <w:tcPr>
             <w:cnfStyle w:val="001000000000" w:firstRow="0" w:lastRow="0" w:firstColumn="1" w:lastColumn="0" w:oddVBand="0" w:evenVBand="0" w:oddHBand="0" w:evenHBand="0" w:firstRowFirstColumn="0" w:firstRowLastColumn="0" w:lastRowFirstColumn="0" w:lastRowLastColumn="0"/>
-            <w:tcW w:w="1134" w:type="pct"/>
+            <w:tcW w:w="0" w:type="auto"/>
+            <w:hideMark/>
           </w:tcPr>
           <w:p>
             <w:pPr>
               <w:pStyle w:val="Standard"/>
               <w:jc w:val="both"/>
               <w:rPr>
-                <w:rFonts w:ascii="Verdana" w:hAnsi="Verdana" w:cstheme="minorHAnsi"/>
-                <w:highlight w:val="yellow"/>
-              </w:rPr>
-            </w:pPr>
-            <w:r>
-              <w:rPr>
-                <w:rFonts w:ascii="Verdana" w:hAnsi="Verdana" w:cstheme="minorHAnsi"/>
-                <w:highlight w:val="yellow"/>
+                <w:rFonts w:ascii="Calibri" w:hAnsi="Calibri" w:cstheme="minorHAnsi"/>
+                <w:b w:val="0"/>
+                <w:bCs w:val="0"/>
+                <w:sz w:val="22"/>
+                <w:szCs w:val="22"/>
+              </w:rPr>
+            </w:pPr>
+            <w:r>
+              <w:rPr>
+                <w:rFonts w:ascii="Calibri" w:hAnsi="Calibri" w:cstheme="minorHAnsi"/>
+                <w:sz w:val="22"/>
+                <w:szCs w:val="22"/>
               </w:rPr>
               <w:t>Estado</w:t>
             </w:r>
@@ -16844,7 +16738,8 @@
         </w:tc>
         <w:tc>
           <w:tcPr>
-            <w:tcW w:w="3866" w:type="pct"/>
+            <w:tcW w:w="0" w:type="auto"/>
+            <w:hideMark/>
           </w:tcPr>
           <w:p>
             <w:pPr>
@@ -16852,14 +16747,16 @@
               <w:jc w:val="both"/>
               <w:cnfStyle w:val="000000000000" w:firstRow="0" w:lastRow="0" w:firstColumn="0" w:lastColumn="0" w:oddVBand="0" w:evenVBand="0" w:oddHBand="0" w:evenHBand="0" w:firstRowFirstColumn="0" w:firstRowLastColumn="0" w:lastRowFirstColumn="0" w:lastRowLastColumn="0"/>
               <w:rPr>
-                <w:rFonts w:ascii="Verdana" w:hAnsi="Verdana" w:cstheme="minorHAnsi"/>
-                <w:highlight w:val="yellow"/>
-              </w:rPr>
-            </w:pPr>
-            <w:r>
-              <w:rPr>
-                <w:rFonts w:ascii="Verdana" w:hAnsi="Verdana" w:cstheme="minorHAnsi"/>
-                <w:highlight w:val="yellow"/>
+                <w:rFonts w:ascii="Calibri" w:hAnsi="Calibri" w:cstheme="minorHAnsi"/>
+                <w:sz w:val="22"/>
+                <w:szCs w:val="22"/>
+              </w:rPr>
+            </w:pPr>
+            <w:r>
+              <w:rPr>
+                <w:rFonts w:ascii="Calibri" w:hAnsi="Calibri" w:cstheme="minorHAnsi"/>
+                <w:sz w:val="22"/>
+                <w:szCs w:val="22"/>
               </w:rPr>
               <w:t>Aprobado</w:t>
             </w:r>
@@ -16873,21 +16770,26 @@
         <w:tc>
           <w:tcPr>
             <w:cnfStyle w:val="001000000000" w:firstRow="0" w:lastRow="0" w:firstColumn="1" w:lastColumn="0" w:oddVBand="0" w:evenVBand="0" w:oddHBand="0" w:evenHBand="0" w:firstRowFirstColumn="0" w:firstRowLastColumn="0" w:lastRowFirstColumn="0" w:lastRowLastColumn="0"/>
-            <w:tcW w:w="1134" w:type="pct"/>
+            <w:tcW w:w="0" w:type="auto"/>
+            <w:hideMark/>
           </w:tcPr>
           <w:p>
             <w:pPr>
               <w:pStyle w:val="Standard"/>
               <w:jc w:val="both"/>
               <w:rPr>
-                <w:rFonts w:ascii="Verdana" w:hAnsi="Verdana" w:cstheme="minorHAnsi"/>
-                <w:highlight w:val="yellow"/>
-              </w:rPr>
-            </w:pPr>
-            <w:r>
-              <w:rPr>
-                <w:rFonts w:ascii="Verdana" w:hAnsi="Verdana" w:cstheme="minorHAnsi"/>
-                <w:highlight w:val="yellow"/>
+                <w:rFonts w:ascii="Calibri" w:hAnsi="Calibri" w:cstheme="minorHAnsi"/>
+                <w:b w:val="0"/>
+                <w:bCs w:val="0"/>
+                <w:sz w:val="22"/>
+                <w:szCs w:val="22"/>
+              </w:rPr>
+            </w:pPr>
+            <w:r>
+              <w:rPr>
+                <w:rFonts w:ascii="Calibri" w:hAnsi="Calibri" w:cstheme="minorHAnsi"/>
+                <w:sz w:val="22"/>
+                <w:szCs w:val="22"/>
               </w:rPr>
               <w:t>Estabilidad</w:t>
             </w:r>
@@ -16895,7 +16797,8 @@
         </w:tc>
         <w:tc>
           <w:tcPr>
-            <w:tcW w:w="3866" w:type="pct"/>
+            <w:tcW w:w="0" w:type="auto"/>
+            <w:hideMark/>
           </w:tcPr>
           <w:p>
             <w:pPr>
@@ -16903,14 +16806,16 @@
               <w:jc w:val="both"/>
               <w:cnfStyle w:val="000000100000" w:firstRow="0" w:lastRow="0" w:firstColumn="0" w:lastColumn="0" w:oddVBand="0" w:evenVBand="0" w:oddHBand="1" w:evenHBand="0" w:firstRowFirstColumn="0" w:firstRowLastColumn="0" w:lastRowFirstColumn="0" w:lastRowLastColumn="0"/>
               <w:rPr>
-                <w:rFonts w:ascii="Verdana" w:hAnsi="Verdana" w:cstheme="minorHAnsi"/>
-                <w:highlight w:val="yellow"/>
-              </w:rPr>
-            </w:pPr>
-            <w:r>
-              <w:rPr>
-                <w:rFonts w:ascii="Verdana" w:hAnsi="Verdana" w:cstheme="minorHAnsi"/>
-                <w:highlight w:val="yellow"/>
+                <w:rFonts w:ascii="Calibri" w:hAnsi="Calibri" w:cstheme="minorHAnsi"/>
+                <w:sz w:val="22"/>
+                <w:szCs w:val="22"/>
+              </w:rPr>
+            </w:pPr>
+            <w:r>
+              <w:rPr>
+                <w:rFonts w:ascii="Calibri" w:hAnsi="Calibri" w:cstheme="minorHAnsi"/>
+                <w:sz w:val="22"/>
+                <w:szCs w:val="22"/>
               </w:rPr>
               <w:t>Alta</w:t>
             </w:r>
@@ -16921,21 +16826,26 @@
         <w:tc>
           <w:tcPr>
             <w:cnfStyle w:val="001000000000" w:firstRow="0" w:lastRow="0" w:firstColumn="1" w:lastColumn="0" w:oddVBand="0" w:evenVBand="0" w:oddHBand="0" w:evenHBand="0" w:firstRowFirstColumn="0" w:firstRowLastColumn="0" w:lastRowFirstColumn="0" w:lastRowLastColumn="0"/>
-            <w:tcW w:w="1134" w:type="pct"/>
+            <w:tcW w:w="0" w:type="auto"/>
+            <w:hideMark/>
           </w:tcPr>
           <w:p>
             <w:pPr>
               <w:pStyle w:val="Standard"/>
               <w:jc w:val="both"/>
               <w:rPr>
-                <w:rFonts w:ascii="Verdana" w:hAnsi="Verdana" w:cstheme="minorHAnsi"/>
-                <w:highlight w:val="yellow"/>
-              </w:rPr>
-            </w:pPr>
-            <w:r>
-              <w:rPr>
-                <w:rFonts w:ascii="Verdana" w:hAnsi="Verdana" w:cstheme="minorHAnsi"/>
-                <w:highlight w:val="yellow"/>
+                <w:rFonts w:ascii="Calibri" w:hAnsi="Calibri" w:cstheme="minorHAnsi"/>
+                <w:b w:val="0"/>
+                <w:bCs w:val="0"/>
+                <w:sz w:val="22"/>
+                <w:szCs w:val="22"/>
+              </w:rPr>
+            </w:pPr>
+            <w:r>
+              <w:rPr>
+                <w:rFonts w:ascii="Calibri" w:hAnsi="Calibri" w:cstheme="minorHAnsi"/>
+                <w:sz w:val="22"/>
+                <w:szCs w:val="22"/>
               </w:rPr>
               <w:t>Comentarios</w:t>
             </w:r>
@@ -16943,37 +16853,27 @@
         </w:tc>
         <w:tc>
           <w:tcPr>
-            <w:tcW w:w="3866" w:type="pct"/>
+            <w:tcW w:w="0" w:type="auto"/>
+            <w:hideMark/>
           </w:tcPr>
           <w:p>
             <w:pPr>
               <w:pStyle w:val="Standard"/>
+              <w:jc w:val="both"/>
               <w:cnfStyle w:val="000000000000" w:firstRow="0" w:lastRow="0" w:firstColumn="0" w:lastColumn="0" w:oddVBand="0" w:evenVBand="0" w:oddHBand="0" w:evenHBand="0" w:firstRowFirstColumn="0" w:firstRowLastColumn="0" w:lastRowFirstColumn="0" w:lastRowLastColumn="0"/>
               <w:rPr>
-                <w:rFonts w:ascii="Verdana" w:hAnsi="Verdana" w:cstheme="minorHAnsi"/>
-                <w:highlight w:val="yellow"/>
-              </w:rPr>
-            </w:pPr>
-            <w:r>
-              <w:rPr>
-                <w:rFonts w:ascii="Verdana" w:hAnsi="Verdana" w:cstheme="minorHAnsi"/>
-                <w:highlight w:val="yellow"/>
-              </w:rPr>
-              <w:t>Las unidades disponibles para la conversión son:</w:t>
-            </w:r>
-            <w:r>
-              <w:rPr>
-                <w:rFonts w:ascii="Verdana" w:hAnsi="Verdana" w:cstheme="minorHAnsi"/>
-                <w:highlight w:val="yellow"/>
-              </w:rPr>
-              <w:t xml:space="preserve"> </w:t>
-            </w:r>
-            <w:r>
-              <w:rPr>
-                <w:rFonts w:ascii="Verdana" w:hAnsi="Verdana" w:cstheme="minorHAnsi"/>
-                <w:highlight w:val="yellow"/>
-              </w:rPr>
-              <w:t>metros, pies, centímetros, yardas y millas</w:t>
+                <w:rFonts w:ascii="Calibri" w:hAnsi="Calibri" w:cstheme="minorHAnsi"/>
+                <w:sz w:val="22"/>
+                <w:szCs w:val="22"/>
+              </w:rPr>
+            </w:pPr>
+            <w:r>
+              <w:rPr>
+                <w:rFonts w:ascii="Calibri" w:hAnsi="Calibri" w:cstheme="minorHAnsi"/>
+                <w:sz w:val="22"/>
+                <w:szCs w:val="22"/>
+              </w:rPr>
+              <w:t xml:space="preserve">Las unidades disponibles para la conversión en el catálogo son: Metro, Kilómetro, Centímetro, Milímetro, Milla y Pie. </w:t>
             </w:r>
           </w:p>
         </w:tc>
@@ -16983,71 +16883,25 @@
       <w:pPr>
         <w:pStyle w:val="Caption"/>
         <w:rPr>
-          <w:rFonts w:ascii="Verdana" w:hAnsi="Verdana" w:cstheme="minorHAnsi"/>
-          <w:highlight w:val="yellow"/>
+          <w:lang w:val="es-MX"/>
         </w:rPr>
       </w:pPr>
-      <w:bookmarkStart w:id="69" w:name="_Toc83812964"/>
       <w:r>
         <w:rPr>
-          <w:highlight w:val="yellow"/>
+          <w:lang w:val="es-MX"/>
         </w:rPr>
-        <w:t xml:space="preserve">Tabla </w:t>
-      </w:r>
-      <w:r>
-        <w:rPr>
-          <w:highlight w:val="yellow"/>
-        </w:rPr>
-        <w:fldChar w:fldCharType="begin"/>
-      </w:r>
-      <w:r>
-        <w:rPr>
-          <w:highlight w:val="yellow"/>
-        </w:rPr>
-        <w:instrText xml:space="preserve"> SEQ Tabla \* ARABIC </w:instrText>
-      </w:r>
-      <w:r>
-        <w:rPr>
-          <w:highlight w:val="yellow"/>
-        </w:rPr>
-        <w:fldChar w:fldCharType="separate"/>
-      </w:r>
-      <w:r>
-        <w:rPr>
-          <w:noProof/>
-          <w:highlight w:val="yellow"/>
-        </w:rPr>
-        <w:t>21</w:t>
-      </w:r>
-      <w:r>
-        <w:rPr>
-          <w:highlight w:val="yellow"/>
-        </w:rPr>
-        <w:fldChar w:fldCharType="end"/>
-      </w:r>
-      <w:r>
-        <w:rPr>
-          <w:highlight w:val="yellow"/>
-        </w:rPr>
-        <w:t>.</w:t>
-      </w:r>
-      <w:bookmarkEnd w:id="69"/>
-      <w:r>
-        <w:rPr>
-          <w:highlight w:val="yellow"/>
-        </w:rPr>
-        <w:t xml:space="preserve"> Convertir Masa</w:t>
+        <w:t>Tabla 21. Convertir Masa</w:t>
       </w:r>
     </w:p>
     <w:tbl>
       <w:tblPr>
-        <w:tblStyle w:val="GridTable5Dark-Accent4"/>
+        <w:tblStyle w:val="GridTable4-Accent1"/>
         <w:tblW w:w="0" w:type="auto"/>
         <w:tblLook w:val="04A0" w:firstRow="1" w:lastRow="0" w:firstColumn="1" w:lastColumn="0" w:noHBand="0" w:noVBand="1"/>
       </w:tblPr>
       <w:tblGrid>
-        <w:gridCol w:w="1917"/>
-        <w:gridCol w:w="7103"/>
+        <w:gridCol w:w="1378"/>
+        <w:gridCol w:w="8042"/>
       </w:tblGrid>
       <w:tr>
         <w:trPr>
@@ -17056,21 +16910,24 @@
         <w:tc>
           <w:tcPr>
             <w:cnfStyle w:val="001000000000" w:firstRow="0" w:lastRow="0" w:firstColumn="1" w:lastColumn="0" w:oddVBand="0" w:evenVBand="0" w:oddHBand="0" w:evenHBand="0" w:firstRowFirstColumn="0" w:firstRowLastColumn="0" w:lastRowFirstColumn="0" w:lastRowLastColumn="0"/>
-            <w:tcW w:w="1917" w:type="dxa"/>
+            <w:tcW w:w="0" w:type="auto"/>
+            <w:hideMark/>
           </w:tcPr>
           <w:p>
             <w:pPr>
               <w:pStyle w:val="Standard"/>
               <w:jc w:val="both"/>
               <w:rPr>
-                <w:rFonts w:ascii="Verdana" w:hAnsi="Verdana" w:cstheme="minorHAnsi"/>
-                <w:highlight w:val="yellow"/>
-              </w:rPr>
-            </w:pPr>
-            <w:r>
-              <w:rPr>
-                <w:rFonts w:ascii="Verdana" w:hAnsi="Verdana" w:cstheme="minorHAnsi"/>
-                <w:highlight w:val="yellow"/>
+                <w:rFonts w:ascii="Calibri" w:hAnsi="Calibri" w:cstheme="minorHAnsi"/>
+                <w:sz w:val="22"/>
+                <w:szCs w:val="22"/>
+              </w:rPr>
+            </w:pPr>
+            <w:r>
+              <w:rPr>
+                <w:rFonts w:ascii="Calibri" w:hAnsi="Calibri" w:cstheme="minorHAnsi"/>
+                <w:sz w:val="22"/>
+                <w:szCs w:val="22"/>
               </w:rPr>
               <w:t>RQF-003</w:t>
             </w:r>
@@ -17078,7 +16935,8 @@
         </w:tc>
         <w:tc>
           <w:tcPr>
-            <w:tcW w:w="7103" w:type="dxa"/>
+            <w:tcW w:w="0" w:type="auto"/>
+            <w:hideMark/>
           </w:tcPr>
           <w:p>
             <w:pPr>
@@ -17086,15 +16944,16 @@
               <w:jc w:val="both"/>
               <w:cnfStyle w:val="100000000000" w:firstRow="1" w:lastRow="0" w:firstColumn="0" w:lastColumn="0" w:oddVBand="0" w:evenVBand="0" w:oddHBand="0" w:evenHBand="0" w:firstRowFirstColumn="0" w:firstRowLastColumn="0" w:lastRowFirstColumn="0" w:lastRowLastColumn="0"/>
               <w:rPr>
-                <w:rFonts w:ascii="Verdana" w:hAnsi="Verdana" w:cstheme="minorHAnsi"/>
-                <w:highlight w:val="yellow"/>
-              </w:rPr>
-            </w:pPr>
-            <w:r>
-              <w:rPr>
-                <w:rFonts w:ascii="Verdana" w:hAnsi="Verdana" w:cstheme="minorHAnsi"/>
-                <w:highlight w:val="yellow"/>
-                <w:lang w:val="es-ES"/>
+                <w:rFonts w:ascii="Calibri" w:hAnsi="Calibri" w:cstheme="minorHAnsi"/>
+                <w:sz w:val="22"/>
+                <w:szCs w:val="22"/>
+              </w:rPr>
+            </w:pPr>
+            <w:r>
+              <w:rPr>
+                <w:rFonts w:ascii="Calibri" w:hAnsi="Calibri" w:cstheme="minorHAnsi"/>
+                <w:sz w:val="22"/>
+                <w:szCs w:val="22"/>
               </w:rPr>
               <w:t>Convertir Masa</w:t>
             </w:r>
@@ -17108,21 +16967,24 @@
         <w:tc>
           <w:tcPr>
             <w:cnfStyle w:val="001000000000" w:firstRow="0" w:lastRow="0" w:firstColumn="1" w:lastColumn="0" w:oddVBand="0" w:evenVBand="0" w:oddHBand="0" w:evenHBand="0" w:firstRowFirstColumn="0" w:firstRowLastColumn="0" w:lastRowFirstColumn="0" w:lastRowLastColumn="0"/>
-            <w:tcW w:w="1917" w:type="dxa"/>
+            <w:tcW w:w="0" w:type="auto"/>
+            <w:hideMark/>
           </w:tcPr>
           <w:p>
             <w:pPr>
               <w:pStyle w:val="Standard"/>
               <w:jc w:val="both"/>
               <w:rPr>
-                <w:rFonts w:ascii="Verdana" w:hAnsi="Verdana" w:cstheme="minorHAnsi"/>
-                <w:highlight w:val="yellow"/>
-              </w:rPr>
-            </w:pPr>
-            <w:r>
-              <w:rPr>
-                <w:rFonts w:ascii="Verdana" w:hAnsi="Verdana" w:cstheme="minorHAnsi"/>
-                <w:highlight w:val="yellow"/>
+                <w:rFonts w:ascii="Calibri" w:hAnsi="Calibri" w:cstheme="minorHAnsi"/>
+                <w:sz w:val="22"/>
+                <w:szCs w:val="22"/>
+              </w:rPr>
+            </w:pPr>
+            <w:r>
+              <w:rPr>
+                <w:rFonts w:ascii="Calibri" w:hAnsi="Calibri" w:cstheme="minorHAnsi"/>
+                <w:sz w:val="22"/>
+                <w:szCs w:val="22"/>
               </w:rPr>
               <w:t>Descripción</w:t>
             </w:r>
@@ -17130,7 +16992,8 @@
         </w:tc>
         <w:tc>
           <w:tcPr>
-            <w:tcW w:w="7103" w:type="dxa"/>
+            <w:tcW w:w="0" w:type="auto"/>
+            <w:hideMark/>
           </w:tcPr>
           <w:p>
             <w:pPr>
@@ -17138,17 +17001,18 @@
               <w:jc w:val="both"/>
               <w:cnfStyle w:val="000000100000" w:firstRow="0" w:lastRow="0" w:firstColumn="0" w:lastColumn="0" w:oddVBand="0" w:evenVBand="0" w:oddHBand="1" w:evenHBand="0" w:firstRowFirstColumn="0" w:firstRowLastColumn="0" w:lastRowFirstColumn="0" w:lastRowLastColumn="0"/>
               <w:rPr>
-                <w:rFonts w:ascii="Verdana" w:hAnsi="Verdana" w:cstheme="minorHAnsi"/>
-                <w:highlight w:val="yellow"/>
-              </w:rPr>
-            </w:pPr>
-            <w:r>
-              <w:rPr>
-                <w:rFonts w:ascii="Verdana" w:hAnsi="Verdana" w:cstheme="minorHAnsi"/>
-                <w:highlight w:val="yellow"/>
-                <w:lang w:val="es-ES"/>
-              </w:rPr>
-              <w:t>El sistema debe procesar peticiones de conversión de masa, y retornar el cálculo matemático correspondiente.</w:t>
+                <w:rFonts w:ascii="Calibri" w:hAnsi="Calibri" w:cstheme="minorHAnsi"/>
+                <w:sz w:val="22"/>
+                <w:szCs w:val="22"/>
+              </w:rPr>
+            </w:pPr>
+            <w:r>
+              <w:rPr>
+                <w:rFonts w:ascii="Calibri" w:hAnsi="Calibri" w:cstheme="minorHAnsi"/>
+                <w:sz w:val="22"/>
+                <w:szCs w:val="22"/>
+              </w:rPr>
+              <w:t xml:space="preserve">El sistema debe procesar peticiones de conversión de masa, validando previamente el token de seguridad, y retornar una respuesta estructurada con el estado de la operación y el cálculo matemático. </w:t>
             </w:r>
           </w:p>
         </w:tc>
@@ -17157,21 +17021,24 @@
         <w:tc>
           <w:tcPr>
             <w:cnfStyle w:val="001000000000" w:firstRow="0" w:lastRow="0" w:firstColumn="1" w:lastColumn="0" w:oddVBand="0" w:evenVBand="0" w:oddHBand="0" w:evenHBand="0" w:firstRowFirstColumn="0" w:firstRowLastColumn="0" w:lastRowFirstColumn="0" w:lastRowLastColumn="0"/>
-            <w:tcW w:w="1917" w:type="dxa"/>
+            <w:tcW w:w="0" w:type="auto"/>
+            <w:hideMark/>
           </w:tcPr>
           <w:p>
             <w:pPr>
               <w:pStyle w:val="Standard"/>
               <w:jc w:val="both"/>
               <w:rPr>
-                <w:rFonts w:ascii="Verdana" w:hAnsi="Verdana" w:cstheme="minorHAnsi"/>
-                <w:highlight w:val="yellow"/>
-              </w:rPr>
-            </w:pPr>
-            <w:r>
-              <w:rPr>
-                <w:rFonts w:ascii="Verdana" w:hAnsi="Verdana" w:cstheme="minorHAnsi"/>
-                <w:highlight w:val="yellow"/>
+                <w:rFonts w:ascii="Calibri" w:hAnsi="Calibri" w:cstheme="minorHAnsi"/>
+                <w:sz w:val="22"/>
+                <w:szCs w:val="22"/>
+              </w:rPr>
+            </w:pPr>
+            <w:r>
+              <w:rPr>
+                <w:rFonts w:ascii="Calibri" w:hAnsi="Calibri" w:cstheme="minorHAnsi"/>
+                <w:sz w:val="22"/>
+                <w:szCs w:val="22"/>
               </w:rPr>
               <w:t>Objetivo</w:t>
             </w:r>
@@ -17179,7 +17046,8 @@
         </w:tc>
         <w:tc>
           <w:tcPr>
-            <w:tcW w:w="7103" w:type="dxa"/>
+            <w:tcW w:w="0" w:type="auto"/>
+            <w:hideMark/>
           </w:tcPr>
           <w:p>
             <w:pPr>
@@ -17187,14 +17055,16 @@
               <w:jc w:val="both"/>
               <w:cnfStyle w:val="000000000000" w:firstRow="0" w:lastRow="0" w:firstColumn="0" w:lastColumn="0" w:oddVBand="0" w:evenVBand="0" w:oddHBand="0" w:evenHBand="0" w:firstRowFirstColumn="0" w:firstRowLastColumn="0" w:lastRowFirstColumn="0" w:lastRowLastColumn="0"/>
               <w:rPr>
-                <w:rFonts w:ascii="Verdana" w:hAnsi="Verdana" w:cstheme="minorHAnsi"/>
-                <w:highlight w:val="yellow"/>
-              </w:rPr>
-            </w:pPr>
-            <w:r>
-              <w:rPr>
-                <w:rFonts w:ascii="Verdana" w:hAnsi="Verdana" w:cstheme="minorHAnsi"/>
-                <w:highlight w:val="yellow"/>
+                <w:rFonts w:ascii="Calibri" w:hAnsi="Calibri" w:cstheme="minorHAnsi"/>
+                <w:sz w:val="22"/>
+                <w:szCs w:val="22"/>
+              </w:rPr>
+            </w:pPr>
+            <w:r>
+              <w:rPr>
+                <w:rFonts w:ascii="Calibri" w:hAnsi="Calibri" w:cstheme="minorHAnsi"/>
+                <w:sz w:val="22"/>
+                <w:szCs w:val="22"/>
               </w:rPr>
               <w:t>OBJ-001</w:t>
             </w:r>
@@ -17208,21 +17078,24 @@
         <w:tc>
           <w:tcPr>
             <w:cnfStyle w:val="001000000000" w:firstRow="0" w:lastRow="0" w:firstColumn="1" w:lastColumn="0" w:oddVBand="0" w:evenVBand="0" w:oddHBand="0" w:evenHBand="0" w:firstRowFirstColumn="0" w:firstRowLastColumn="0" w:lastRowFirstColumn="0" w:lastRowLastColumn="0"/>
-            <w:tcW w:w="1917" w:type="dxa"/>
+            <w:tcW w:w="0" w:type="auto"/>
+            <w:hideMark/>
           </w:tcPr>
           <w:p>
             <w:pPr>
               <w:pStyle w:val="Standard"/>
               <w:jc w:val="both"/>
               <w:rPr>
-                <w:rFonts w:ascii="Verdana" w:hAnsi="Verdana" w:cstheme="minorHAnsi"/>
-                <w:highlight w:val="yellow"/>
-              </w:rPr>
-            </w:pPr>
-            <w:r>
-              <w:rPr>
-                <w:rFonts w:ascii="Verdana" w:hAnsi="Verdana" w:cstheme="minorHAnsi"/>
-                <w:highlight w:val="yellow"/>
+                <w:rFonts w:ascii="Calibri" w:hAnsi="Calibri" w:cstheme="minorHAnsi"/>
+                <w:sz w:val="22"/>
+                <w:szCs w:val="22"/>
+              </w:rPr>
+            </w:pPr>
+            <w:r>
+              <w:rPr>
+                <w:rFonts w:ascii="Calibri" w:hAnsi="Calibri" w:cstheme="minorHAnsi"/>
+                <w:sz w:val="22"/>
+                <w:szCs w:val="22"/>
               </w:rPr>
               <w:t>Importancia</w:t>
             </w:r>
@@ -17230,7 +17103,8 @@
         </w:tc>
         <w:tc>
           <w:tcPr>
-            <w:tcW w:w="7103" w:type="dxa"/>
+            <w:tcW w:w="0" w:type="auto"/>
+            <w:hideMark/>
           </w:tcPr>
           <w:p>
             <w:pPr>
@@ -17238,14 +17112,16 @@
               <w:jc w:val="both"/>
               <w:cnfStyle w:val="000000100000" w:firstRow="0" w:lastRow="0" w:firstColumn="0" w:lastColumn="0" w:oddVBand="0" w:evenVBand="0" w:oddHBand="1" w:evenHBand="0" w:firstRowFirstColumn="0" w:firstRowLastColumn="0" w:lastRowFirstColumn="0" w:lastRowLastColumn="0"/>
               <w:rPr>
-                <w:rFonts w:ascii="Verdana" w:hAnsi="Verdana" w:cstheme="minorHAnsi"/>
-                <w:highlight w:val="yellow"/>
-              </w:rPr>
-            </w:pPr>
-            <w:r>
-              <w:rPr>
-                <w:rFonts w:ascii="Verdana" w:hAnsi="Verdana" w:cstheme="minorHAnsi"/>
-                <w:highlight w:val="yellow"/>
+                <w:rFonts w:ascii="Calibri" w:hAnsi="Calibri" w:cstheme="minorHAnsi"/>
+                <w:sz w:val="22"/>
+                <w:szCs w:val="22"/>
+              </w:rPr>
+            </w:pPr>
+            <w:r>
+              <w:rPr>
+                <w:rFonts w:ascii="Calibri" w:hAnsi="Calibri" w:cstheme="minorHAnsi"/>
+                <w:sz w:val="22"/>
+                <w:szCs w:val="22"/>
               </w:rPr>
               <w:t>Alta</w:t>
             </w:r>
@@ -17256,21 +17132,24 @@
         <w:tc>
           <w:tcPr>
             <w:cnfStyle w:val="001000000000" w:firstRow="0" w:lastRow="0" w:firstColumn="1" w:lastColumn="0" w:oddVBand="0" w:evenVBand="0" w:oddHBand="0" w:evenHBand="0" w:firstRowFirstColumn="0" w:firstRowLastColumn="0" w:lastRowFirstColumn="0" w:lastRowLastColumn="0"/>
-            <w:tcW w:w="1917" w:type="dxa"/>
+            <w:tcW w:w="0" w:type="auto"/>
+            <w:hideMark/>
           </w:tcPr>
           <w:p>
             <w:pPr>
               <w:pStyle w:val="Standard"/>
               <w:jc w:val="both"/>
               <w:rPr>
-                <w:rFonts w:ascii="Verdana" w:hAnsi="Verdana" w:cstheme="minorHAnsi"/>
-                <w:highlight w:val="yellow"/>
-              </w:rPr>
-            </w:pPr>
-            <w:r>
-              <w:rPr>
-                <w:rFonts w:ascii="Verdana" w:hAnsi="Verdana" w:cstheme="minorHAnsi"/>
-                <w:highlight w:val="yellow"/>
+                <w:rFonts w:ascii="Calibri" w:hAnsi="Calibri" w:cstheme="minorHAnsi"/>
+                <w:sz w:val="22"/>
+                <w:szCs w:val="22"/>
+              </w:rPr>
+            </w:pPr>
+            <w:r>
+              <w:rPr>
+                <w:rFonts w:ascii="Calibri" w:hAnsi="Calibri" w:cstheme="minorHAnsi"/>
+                <w:sz w:val="22"/>
+                <w:szCs w:val="22"/>
               </w:rPr>
               <w:t>Estado</w:t>
             </w:r>
@@ -17278,7 +17157,8 @@
         </w:tc>
         <w:tc>
           <w:tcPr>
-            <w:tcW w:w="7103" w:type="dxa"/>
+            <w:tcW w:w="0" w:type="auto"/>
+            <w:hideMark/>
           </w:tcPr>
           <w:p>
             <w:pPr>
@@ -17286,14 +17166,16 @@
               <w:jc w:val="both"/>
               <w:cnfStyle w:val="000000000000" w:firstRow="0" w:lastRow="0" w:firstColumn="0" w:lastColumn="0" w:oddVBand="0" w:evenVBand="0" w:oddHBand="0" w:evenHBand="0" w:firstRowFirstColumn="0" w:firstRowLastColumn="0" w:lastRowFirstColumn="0" w:lastRowLastColumn="0"/>
               <w:rPr>
-                <w:rFonts w:ascii="Verdana" w:hAnsi="Verdana" w:cstheme="minorHAnsi"/>
-                <w:highlight w:val="yellow"/>
-              </w:rPr>
-            </w:pPr>
-            <w:r>
-              <w:rPr>
-                <w:rFonts w:ascii="Verdana" w:hAnsi="Verdana" w:cstheme="minorHAnsi"/>
-                <w:highlight w:val="yellow"/>
+                <w:rFonts w:ascii="Calibri" w:hAnsi="Calibri" w:cstheme="minorHAnsi"/>
+                <w:sz w:val="22"/>
+                <w:szCs w:val="22"/>
+              </w:rPr>
+            </w:pPr>
+            <w:r>
+              <w:rPr>
+                <w:rFonts w:ascii="Calibri" w:hAnsi="Calibri" w:cstheme="minorHAnsi"/>
+                <w:sz w:val="22"/>
+                <w:szCs w:val="22"/>
               </w:rPr>
               <w:t>Aprobado</w:t>
             </w:r>
@@ -17307,21 +17189,24 @@
         <w:tc>
           <w:tcPr>
             <w:cnfStyle w:val="001000000000" w:firstRow="0" w:lastRow="0" w:firstColumn="1" w:lastColumn="0" w:oddVBand="0" w:evenVBand="0" w:oddHBand="0" w:evenHBand="0" w:firstRowFirstColumn="0" w:firstRowLastColumn="0" w:lastRowFirstColumn="0" w:lastRowLastColumn="0"/>
-            <w:tcW w:w="1917" w:type="dxa"/>
+            <w:tcW w:w="0" w:type="auto"/>
+            <w:hideMark/>
           </w:tcPr>
           <w:p>
             <w:pPr>
               <w:pStyle w:val="Standard"/>
               <w:jc w:val="both"/>
               <w:rPr>
-                <w:rFonts w:ascii="Verdana" w:hAnsi="Verdana" w:cstheme="minorHAnsi"/>
-                <w:highlight w:val="yellow"/>
-              </w:rPr>
-            </w:pPr>
-            <w:r>
-              <w:rPr>
-                <w:rFonts w:ascii="Verdana" w:hAnsi="Verdana" w:cstheme="minorHAnsi"/>
-                <w:highlight w:val="yellow"/>
+                <w:rFonts w:ascii="Calibri" w:hAnsi="Calibri" w:cstheme="minorHAnsi"/>
+                <w:sz w:val="22"/>
+                <w:szCs w:val="22"/>
+              </w:rPr>
+            </w:pPr>
+            <w:r>
+              <w:rPr>
+                <w:rFonts w:ascii="Calibri" w:hAnsi="Calibri" w:cstheme="minorHAnsi"/>
+                <w:sz w:val="22"/>
+                <w:szCs w:val="22"/>
               </w:rPr>
               <w:t>Estabilidad</w:t>
             </w:r>
@@ -17329,7 +17214,8 @@
         </w:tc>
         <w:tc>
           <w:tcPr>
-            <w:tcW w:w="7103" w:type="dxa"/>
+            <w:tcW w:w="0" w:type="auto"/>
+            <w:hideMark/>
           </w:tcPr>
           <w:p>
             <w:pPr>
@@ -17337,14 +17223,16 @@
               <w:jc w:val="both"/>
               <w:cnfStyle w:val="000000100000" w:firstRow="0" w:lastRow="0" w:firstColumn="0" w:lastColumn="0" w:oddVBand="0" w:evenVBand="0" w:oddHBand="1" w:evenHBand="0" w:firstRowFirstColumn="0" w:firstRowLastColumn="0" w:lastRowFirstColumn="0" w:lastRowLastColumn="0"/>
               <w:rPr>
-                <w:rFonts w:ascii="Verdana" w:hAnsi="Verdana" w:cstheme="minorHAnsi"/>
-                <w:highlight w:val="yellow"/>
-              </w:rPr>
-            </w:pPr>
-            <w:r>
-              <w:rPr>
-                <w:rFonts w:ascii="Verdana" w:hAnsi="Verdana" w:cstheme="minorHAnsi"/>
-                <w:highlight w:val="yellow"/>
+                <w:rFonts w:ascii="Calibri" w:hAnsi="Calibri" w:cstheme="minorHAnsi"/>
+                <w:sz w:val="22"/>
+                <w:szCs w:val="22"/>
+              </w:rPr>
+            </w:pPr>
+            <w:r>
+              <w:rPr>
+                <w:rFonts w:ascii="Calibri" w:hAnsi="Calibri" w:cstheme="minorHAnsi"/>
+                <w:sz w:val="22"/>
+                <w:szCs w:val="22"/>
               </w:rPr>
               <w:t>Alta</w:t>
             </w:r>
@@ -17355,21 +17243,24 @@
         <w:tc>
           <w:tcPr>
             <w:cnfStyle w:val="001000000000" w:firstRow="0" w:lastRow="0" w:firstColumn="1" w:lastColumn="0" w:oddVBand="0" w:evenVBand="0" w:oddHBand="0" w:evenHBand="0" w:firstRowFirstColumn="0" w:firstRowLastColumn="0" w:lastRowFirstColumn="0" w:lastRowLastColumn="0"/>
-            <w:tcW w:w="1917" w:type="dxa"/>
+            <w:tcW w:w="0" w:type="auto"/>
+            <w:hideMark/>
           </w:tcPr>
           <w:p>
             <w:pPr>
               <w:pStyle w:val="Standard"/>
               <w:jc w:val="both"/>
               <w:rPr>
-                <w:rFonts w:ascii="Verdana" w:hAnsi="Verdana" w:cstheme="minorHAnsi"/>
-                <w:highlight w:val="yellow"/>
-              </w:rPr>
-            </w:pPr>
-            <w:r>
-              <w:rPr>
-                <w:rFonts w:ascii="Verdana" w:hAnsi="Verdana" w:cstheme="minorHAnsi"/>
-                <w:highlight w:val="yellow"/>
+                <w:rFonts w:ascii="Calibri" w:hAnsi="Calibri" w:cstheme="minorHAnsi"/>
+                <w:sz w:val="22"/>
+                <w:szCs w:val="22"/>
+              </w:rPr>
+            </w:pPr>
+            <w:r>
+              <w:rPr>
+                <w:rFonts w:ascii="Calibri" w:hAnsi="Calibri" w:cstheme="minorHAnsi"/>
+                <w:sz w:val="22"/>
+                <w:szCs w:val="22"/>
               </w:rPr>
               <w:t>Comentarios</w:t>
             </w:r>
@@ -17377,23 +17268,27 @@
         </w:tc>
         <w:tc>
           <w:tcPr>
-            <w:tcW w:w="7103" w:type="dxa"/>
+            <w:tcW w:w="0" w:type="auto"/>
+            <w:hideMark/>
           </w:tcPr>
           <w:p>
             <w:pPr>
               <w:pStyle w:val="Standard"/>
+              <w:jc w:val="both"/>
               <w:cnfStyle w:val="000000000000" w:firstRow="0" w:lastRow="0" w:firstColumn="0" w:lastColumn="0" w:oddVBand="0" w:evenVBand="0" w:oddHBand="0" w:evenHBand="0" w:firstRowFirstColumn="0" w:firstRowLastColumn="0" w:lastRowFirstColumn="0" w:lastRowLastColumn="0"/>
               <w:rPr>
-                <w:rFonts w:ascii="Verdana" w:hAnsi="Verdana" w:cstheme="minorHAnsi"/>
-                <w:highlight w:val="yellow"/>
-              </w:rPr>
-            </w:pPr>
-            <w:r>
-              <w:rPr>
-                <w:rFonts w:ascii="Verdana" w:hAnsi="Verdana" w:cstheme="minorHAnsi"/>
-                <w:highlight w:val="yellow"/>
-              </w:rPr>
-              <w:t xml:space="preserve">Las unidades disponibles para la conversión son: gramos, kilogramos, onzas, libras y quintales. </w:t>
+                <w:rFonts w:ascii="Calibri" w:hAnsi="Calibri" w:cstheme="minorHAnsi"/>
+                <w:sz w:val="22"/>
+                <w:szCs w:val="22"/>
+              </w:rPr>
+            </w:pPr>
+            <w:r>
+              <w:rPr>
+                <w:rFonts w:ascii="Calibri" w:hAnsi="Calibri" w:cstheme="minorHAnsi"/>
+                <w:sz w:val="22"/>
+                <w:szCs w:val="22"/>
+              </w:rPr>
+              <w:t xml:space="preserve">Las unidades disponibles para la conversión en el catálogo son: Kilogramo, Gramo, Miligramo y Libra. </w:t>
             </w:r>
           </w:p>
         </w:tc>
@@ -17403,72 +17298,25 @@
       <w:pPr>
         <w:pStyle w:val="Caption"/>
         <w:rPr>
-          <w:rFonts w:ascii="Verdana" w:hAnsi="Verdana" w:cstheme="minorHAnsi"/>
-          <w:highlight w:val="yellow"/>
+          <w:lang w:val="es-MX"/>
         </w:rPr>
       </w:pPr>
-      <w:bookmarkStart w:id="70" w:name="_Toc83812965"/>
       <w:r>
         <w:rPr>
-          <w:highlight w:val="yellow"/>
+          <w:lang w:val="es-MX"/>
         </w:rPr>
-        <w:t xml:space="preserve">Tabla </w:t>
-      </w:r>
-      <w:r>
-        <w:rPr>
-          <w:highlight w:val="yellow"/>
-        </w:rPr>
-        <w:fldChar w:fldCharType="begin"/>
-      </w:r>
-      <w:r>
-        <w:rPr>
-          <w:highlight w:val="yellow"/>
-        </w:rPr>
-        <w:instrText xml:space="preserve"> SEQ Tabla \* ARABIC </w:instrText>
-      </w:r>
-      <w:r>
-        <w:rPr>
-          <w:highlight w:val="yellow"/>
-        </w:rPr>
-        <w:fldChar w:fldCharType="separate"/>
-      </w:r>
-      <w:r>
-        <w:rPr>
-          <w:noProof/>
-          <w:highlight w:val="yellow"/>
-        </w:rPr>
-        <w:t>22</w:t>
-      </w:r>
-      <w:r>
-        <w:rPr>
-          <w:highlight w:val="yellow"/>
-        </w:rPr>
-        <w:fldChar w:fldCharType="end"/>
-      </w:r>
-      <w:r>
-        <w:rPr>
-          <w:highlight w:val="yellow"/>
-        </w:rPr>
-        <w:t xml:space="preserve">. </w:t>
-      </w:r>
-      <w:bookmarkEnd w:id="70"/>
-      <w:r>
-        <w:rPr>
-          <w:highlight w:val="yellow"/>
-        </w:rPr>
-        <w:t>Convertir Temperatura</w:t>
+        <w:t>Tabla 22. Convertir Temperatura</w:t>
       </w:r>
     </w:p>
     <w:tbl>
       <w:tblPr>
-        <w:tblStyle w:val="GridTable5Dark-Accent4"/>
-        <w:tblW w:w="9010" w:type="dxa"/>
-        <w:tblInd w:w="5" w:type="dxa"/>
+        <w:tblStyle w:val="GridTable4-Accent1"/>
+        <w:tblW w:w="0" w:type="auto"/>
         <w:tblLook w:val="04A0" w:firstRow="1" w:lastRow="0" w:firstColumn="1" w:lastColumn="0" w:noHBand="0" w:noVBand="1"/>
       </w:tblPr>
       <w:tblGrid>
-        <w:gridCol w:w="2160"/>
-        <w:gridCol w:w="6850"/>
+        <w:gridCol w:w="1378"/>
+        <w:gridCol w:w="8042"/>
       </w:tblGrid>
       <w:tr>
         <w:trPr>
@@ -17477,21 +17325,24 @@
         <w:tc>
           <w:tcPr>
             <w:cnfStyle w:val="001000000000" w:firstRow="0" w:lastRow="0" w:firstColumn="1" w:lastColumn="0" w:oddVBand="0" w:evenVBand="0" w:oddHBand="0" w:evenHBand="0" w:firstRowFirstColumn="0" w:firstRowLastColumn="0" w:lastRowFirstColumn="0" w:lastRowLastColumn="0"/>
-            <w:tcW w:w="2160" w:type="dxa"/>
+            <w:tcW w:w="0" w:type="auto"/>
+            <w:hideMark/>
           </w:tcPr>
           <w:p>
             <w:pPr>
               <w:pStyle w:val="Standard"/>
               <w:jc w:val="both"/>
               <w:rPr>
-                <w:rFonts w:ascii="Verdana" w:hAnsi="Verdana" w:cstheme="minorHAnsi"/>
-                <w:highlight w:val="yellow"/>
-              </w:rPr>
-            </w:pPr>
-            <w:r>
-              <w:rPr>
-                <w:rFonts w:ascii="Verdana" w:hAnsi="Verdana" w:cstheme="minorHAnsi"/>
-                <w:highlight w:val="yellow"/>
+                <w:rFonts w:ascii="Calibri" w:hAnsi="Calibri" w:cstheme="minorHAnsi"/>
+                <w:sz w:val="22"/>
+                <w:szCs w:val="22"/>
+              </w:rPr>
+            </w:pPr>
+            <w:r>
+              <w:rPr>
+                <w:rFonts w:ascii="Calibri" w:hAnsi="Calibri" w:cstheme="minorHAnsi"/>
+                <w:sz w:val="22"/>
+                <w:szCs w:val="22"/>
               </w:rPr>
               <w:t>RQF-004</w:t>
             </w:r>
@@ -17499,7 +17350,8 @@
         </w:tc>
         <w:tc>
           <w:tcPr>
-            <w:tcW w:w="6850" w:type="dxa"/>
+            <w:tcW w:w="0" w:type="auto"/>
+            <w:hideMark/>
           </w:tcPr>
           <w:p>
             <w:pPr>
@@ -17507,17 +17359,133 @@
               <w:jc w:val="both"/>
               <w:cnfStyle w:val="100000000000" w:firstRow="1" w:lastRow="0" w:firstColumn="0" w:lastColumn="0" w:oddVBand="0" w:evenVBand="0" w:oddHBand="0" w:evenHBand="0" w:firstRowFirstColumn="0" w:firstRowLastColumn="0" w:lastRowFirstColumn="0" w:lastRowLastColumn="0"/>
               <w:rPr>
-                <w:rFonts w:ascii="Verdana" w:hAnsi="Verdana" w:cstheme="minorBidi"/>
-                <w:highlight w:val="yellow"/>
-              </w:rPr>
-            </w:pPr>
-            <w:r>
-              <w:rPr>
-                <w:rFonts w:ascii="Verdana" w:hAnsi="Verdana" w:cstheme="minorHAnsi"/>
-                <w:highlight w:val="yellow"/>
-                <w:lang w:val="es-ES"/>
-              </w:rPr>
-              <w:t xml:space="preserve">Convertir temperatura </w:t>
+                <w:rFonts w:ascii="Calibri" w:hAnsi="Calibri" w:cstheme="minorHAnsi"/>
+                <w:sz w:val="22"/>
+                <w:szCs w:val="22"/>
+              </w:rPr>
+            </w:pPr>
+            <w:r>
+              <w:rPr>
+                <w:rFonts w:ascii="Calibri" w:hAnsi="Calibri" w:cstheme="minorHAnsi"/>
+                <w:sz w:val="22"/>
+                <w:szCs w:val="22"/>
+              </w:rPr>
+              <w:t>Convertir Temperatura</w:t>
+            </w:r>
+          </w:p>
+        </w:tc>
+      </w:tr>
+      <w:tr>
+        <w:trPr>
+          <w:cnfStyle w:val="000000100000" w:firstRow="0" w:lastRow="0" w:firstColumn="0" w:lastColumn="0" w:oddVBand="0" w:evenVBand="0" w:oddHBand="1" w:evenHBand="0" w:firstRowFirstColumn="0" w:firstRowLastColumn="0" w:lastRowFirstColumn="0" w:lastRowLastColumn="0"/>
+          <w:trHeight w:val="748"/>
+        </w:trPr>
+        <w:tc>
+          <w:tcPr>
+            <w:cnfStyle w:val="001000000000" w:firstRow="0" w:lastRow="0" w:firstColumn="1" w:lastColumn="0" w:oddVBand="0" w:evenVBand="0" w:oddHBand="0" w:evenHBand="0" w:firstRowFirstColumn="0" w:firstRowLastColumn="0" w:lastRowFirstColumn="0" w:lastRowLastColumn="0"/>
+            <w:tcW w:w="0" w:type="auto"/>
+            <w:hideMark/>
+          </w:tcPr>
+          <w:p>
+            <w:pPr>
+              <w:pStyle w:val="Standard"/>
+              <w:jc w:val="both"/>
+              <w:rPr>
+                <w:rFonts w:ascii="Calibri" w:hAnsi="Calibri" w:cstheme="minorHAnsi"/>
+                <w:sz w:val="22"/>
+                <w:szCs w:val="22"/>
+              </w:rPr>
+            </w:pPr>
+            <w:r>
+              <w:rPr>
+                <w:rFonts w:ascii="Calibri" w:hAnsi="Calibri" w:cstheme="minorHAnsi"/>
+                <w:sz w:val="22"/>
+                <w:szCs w:val="22"/>
+              </w:rPr>
+              <w:t>Descripción</w:t>
+            </w:r>
+          </w:p>
+        </w:tc>
+        <w:tc>
+          <w:tcPr>
+            <w:tcW w:w="0" w:type="auto"/>
+            <w:hideMark/>
+          </w:tcPr>
+          <w:p>
+            <w:pPr>
+              <w:pStyle w:val="Standard"/>
+              <w:jc w:val="both"/>
+              <w:cnfStyle w:val="000000100000" w:firstRow="0" w:lastRow="0" w:firstColumn="0" w:lastColumn="0" w:oddVBand="0" w:evenVBand="0" w:oddHBand="1" w:evenHBand="0" w:firstRowFirstColumn="0" w:firstRowLastColumn="0" w:lastRowFirstColumn="0" w:lastRowLastColumn="0"/>
+              <w:rPr>
+                <w:rFonts w:ascii="Calibri" w:hAnsi="Calibri" w:cstheme="minorHAnsi"/>
+                <w:sz w:val="22"/>
+                <w:szCs w:val="22"/>
+              </w:rPr>
+            </w:pPr>
+            <w:r>
+              <w:rPr>
+                <w:rFonts w:ascii="Calibri" w:hAnsi="Calibri" w:cstheme="minorHAnsi"/>
+                <w:sz w:val="22"/>
+                <w:szCs w:val="22"/>
+              </w:rPr>
+              <w:t xml:space="preserve">El sistema debe procesar peticiones de conversión de temperatura, validando previamente el token de seguridad, y retornar una respuesta estructurada con el estado de la operación y el cálculo matemático. </w:t>
+            </w:r>
+          </w:p>
+        </w:tc>
+      </w:tr>
+      <w:tr>
+        <w:trPr>
+          <w:trHeight w:val="55"/>
+        </w:trPr>
+        <w:tc>
+          <w:tcPr>
+            <w:cnfStyle w:val="001000000000" w:firstRow="0" w:lastRow="0" w:firstColumn="1" w:lastColumn="0" w:oddVBand="0" w:evenVBand="0" w:oddHBand="0" w:evenHBand="0" w:firstRowFirstColumn="0" w:firstRowLastColumn="0" w:lastRowFirstColumn="0" w:lastRowLastColumn="0"/>
+            <w:tcW w:w="0" w:type="auto"/>
+            <w:hideMark/>
+          </w:tcPr>
+          <w:p>
+            <w:pPr>
+              <w:pStyle w:val="Standard"/>
+              <w:jc w:val="both"/>
+              <w:rPr>
+                <w:rFonts w:ascii="Calibri" w:hAnsi="Calibri" w:cstheme="minorHAnsi"/>
+                <w:sz w:val="22"/>
+                <w:szCs w:val="22"/>
+              </w:rPr>
+            </w:pPr>
+            <w:r>
+              <w:rPr>
+                <w:rFonts w:ascii="Calibri" w:hAnsi="Calibri" w:cstheme="minorHAnsi"/>
+                <w:sz w:val="22"/>
+                <w:szCs w:val="22"/>
+              </w:rPr>
+              <w:t>Objetivo</w:t>
+            </w:r>
+          </w:p>
+        </w:tc>
+        <w:tc>
+          <w:tcPr>
+            <w:tcW w:w="0" w:type="auto"/>
+            <w:hideMark/>
+          </w:tcPr>
+          <w:p>
+            <w:pPr>
+              <w:pStyle w:val="Standard"/>
+              <w:jc w:val="both"/>
+              <w:cnfStyle w:val="000000000000" w:firstRow="0" w:lastRow="0" w:firstColumn="0" w:lastColumn="0" w:oddVBand="0" w:evenVBand="0" w:oddHBand="0" w:evenHBand="0" w:firstRowFirstColumn="0" w:firstRowLastColumn="0" w:lastRowFirstColumn="0" w:lastRowLastColumn="0"/>
+              <w:rPr>
+                <w:rFonts w:ascii="Calibri" w:hAnsi="Calibri" w:cstheme="minorHAnsi"/>
+                <w:sz w:val="22"/>
+                <w:szCs w:val="22"/>
+              </w:rPr>
+            </w:pPr>
+            <w:r>
+              <w:rPr>
+                <w:rFonts w:ascii="Calibri" w:hAnsi="Calibri" w:cstheme="minorHAnsi"/>
+                <w:sz w:val="22"/>
+                <w:szCs w:val="22"/>
+              </w:rPr>
+              <w:t>OBJ-003</w:t>
             </w:r>
           </w:p>
         </w:tc>
@@ -17529,29 +17497,33 @@
         <w:tc>
           <w:tcPr>
             <w:cnfStyle w:val="001000000000" w:firstRow="0" w:lastRow="0" w:firstColumn="1" w:lastColumn="0" w:oddVBand="0" w:evenVBand="0" w:oddHBand="0" w:evenHBand="0" w:firstRowFirstColumn="0" w:firstRowLastColumn="0" w:lastRowFirstColumn="0" w:lastRowLastColumn="0"/>
-            <w:tcW w:w="2160" w:type="dxa"/>
+            <w:tcW w:w="0" w:type="auto"/>
+            <w:hideMark/>
           </w:tcPr>
           <w:p>
             <w:pPr>
               <w:pStyle w:val="Standard"/>
               <w:jc w:val="both"/>
               <w:rPr>
-                <w:rFonts w:ascii="Verdana" w:hAnsi="Verdana" w:cstheme="minorHAnsi"/>
-                <w:highlight w:val="yellow"/>
-              </w:rPr>
-            </w:pPr>
-            <w:r>
-              <w:rPr>
-                <w:rFonts w:ascii="Verdana" w:hAnsi="Verdana" w:cstheme="minorHAnsi"/>
-                <w:highlight w:val="yellow"/>
-              </w:rPr>
-              <w:t>Descripción</w:t>
+                <w:rFonts w:ascii="Calibri" w:hAnsi="Calibri" w:cstheme="minorHAnsi"/>
+                <w:sz w:val="22"/>
+                <w:szCs w:val="22"/>
+              </w:rPr>
+            </w:pPr>
+            <w:r>
+              <w:rPr>
+                <w:rFonts w:ascii="Calibri" w:hAnsi="Calibri" w:cstheme="minorHAnsi"/>
+                <w:sz w:val="22"/>
+                <w:szCs w:val="22"/>
+              </w:rPr>
+              <w:t>Importancia</w:t>
             </w:r>
           </w:p>
         </w:tc>
         <w:tc>
           <w:tcPr>
-            <w:tcW w:w="6850" w:type="dxa"/>
+            <w:tcW w:w="0" w:type="auto"/>
+            <w:hideMark/>
           </w:tcPr>
           <w:p>
             <w:pPr>
@@ -17559,17 +17531,18 @@
               <w:jc w:val="both"/>
               <w:cnfStyle w:val="000000100000" w:firstRow="0" w:lastRow="0" w:firstColumn="0" w:lastColumn="0" w:oddVBand="0" w:evenVBand="0" w:oddHBand="1" w:evenHBand="0" w:firstRowFirstColumn="0" w:firstRowLastColumn="0" w:lastRowFirstColumn="0" w:lastRowLastColumn="0"/>
               <w:rPr>
-                <w:rFonts w:ascii="Verdana" w:hAnsi="Verdana" w:cstheme="minorHAnsi"/>
-                <w:highlight w:val="yellow"/>
-              </w:rPr>
-            </w:pPr>
-            <w:r>
-              <w:rPr>
-                <w:rFonts w:ascii="Verdana" w:hAnsi="Verdana" w:cstheme="minorHAnsi"/>
-                <w:highlight w:val="yellow"/>
-                <w:lang w:val="es-ES"/>
-              </w:rPr>
-              <w:t>El sistema debe procesar peticiones de conversión de temperatura, y retornar el cálculo matemático correspondiente.</w:t>
+                <w:rFonts w:ascii="Calibri" w:hAnsi="Calibri" w:cstheme="minorHAnsi"/>
+                <w:sz w:val="22"/>
+                <w:szCs w:val="22"/>
+              </w:rPr>
+            </w:pPr>
+            <w:r>
+              <w:rPr>
+                <w:rFonts w:ascii="Calibri" w:hAnsi="Calibri" w:cstheme="minorHAnsi"/>
+                <w:sz w:val="22"/>
+                <w:szCs w:val="22"/>
+              </w:rPr>
+              <w:t>Alta</w:t>
             </w:r>
           </w:p>
         </w:tc>
@@ -17578,29 +17551,33 @@
         <w:tc>
           <w:tcPr>
             <w:cnfStyle w:val="001000000000" w:firstRow="0" w:lastRow="0" w:firstColumn="1" w:lastColumn="0" w:oddVBand="0" w:evenVBand="0" w:oddHBand="0" w:evenHBand="0" w:firstRowFirstColumn="0" w:firstRowLastColumn="0" w:lastRowFirstColumn="0" w:lastRowLastColumn="0"/>
-            <w:tcW w:w="2160" w:type="dxa"/>
+            <w:tcW w:w="0" w:type="auto"/>
+            <w:hideMark/>
           </w:tcPr>
           <w:p>
             <w:pPr>
               <w:pStyle w:val="Standard"/>
               <w:jc w:val="both"/>
               <w:rPr>
-                <w:rFonts w:ascii="Verdana" w:hAnsi="Verdana" w:cstheme="minorHAnsi"/>
-                <w:highlight w:val="yellow"/>
-              </w:rPr>
-            </w:pPr>
-            <w:r>
-              <w:rPr>
-                <w:rFonts w:ascii="Verdana" w:hAnsi="Verdana" w:cstheme="minorHAnsi"/>
-                <w:highlight w:val="yellow"/>
-              </w:rPr>
-              <w:t>Objetivo</w:t>
+                <w:rFonts w:ascii="Calibri" w:hAnsi="Calibri" w:cstheme="minorHAnsi"/>
+                <w:sz w:val="22"/>
+                <w:szCs w:val="22"/>
+              </w:rPr>
+            </w:pPr>
+            <w:r>
+              <w:rPr>
+                <w:rFonts w:ascii="Calibri" w:hAnsi="Calibri" w:cstheme="minorHAnsi"/>
+                <w:sz w:val="22"/>
+                <w:szCs w:val="22"/>
+              </w:rPr>
+              <w:t>Estado</w:t>
             </w:r>
           </w:p>
         </w:tc>
         <w:tc>
           <w:tcPr>
-            <w:tcW w:w="6850" w:type="dxa"/>
+            <w:tcW w:w="0" w:type="auto"/>
+            <w:hideMark/>
           </w:tcPr>
           <w:p>
             <w:pPr>
@@ -17608,16 +17585,18 @@
               <w:jc w:val="both"/>
               <w:cnfStyle w:val="000000000000" w:firstRow="0" w:lastRow="0" w:firstColumn="0" w:lastColumn="0" w:oddVBand="0" w:evenVBand="0" w:oddHBand="0" w:evenHBand="0" w:firstRowFirstColumn="0" w:firstRowLastColumn="0" w:lastRowFirstColumn="0" w:lastRowLastColumn="0"/>
               <w:rPr>
-                <w:rFonts w:ascii="Verdana" w:hAnsi="Verdana" w:cstheme="minorHAnsi"/>
-                <w:highlight w:val="yellow"/>
-              </w:rPr>
-            </w:pPr>
-            <w:r>
-              <w:rPr>
-                <w:rFonts w:ascii="Verdana" w:hAnsi="Verdana" w:cstheme="minorHAnsi"/>
-                <w:highlight w:val="yellow"/>
-              </w:rPr>
-              <w:t>OBJ-003</w:t>
+                <w:rFonts w:ascii="Calibri" w:hAnsi="Calibri" w:cstheme="minorHAnsi"/>
+                <w:sz w:val="22"/>
+                <w:szCs w:val="22"/>
+              </w:rPr>
+            </w:pPr>
+            <w:r>
+              <w:rPr>
+                <w:rFonts w:ascii="Calibri" w:hAnsi="Calibri" w:cstheme="minorHAnsi"/>
+                <w:sz w:val="22"/>
+                <w:szCs w:val="22"/>
+              </w:rPr>
+              <w:t>Aprobado</w:t>
             </w:r>
           </w:p>
         </w:tc>
@@ -17629,29 +17608,33 @@
         <w:tc>
           <w:tcPr>
             <w:cnfStyle w:val="001000000000" w:firstRow="0" w:lastRow="0" w:firstColumn="1" w:lastColumn="0" w:oddVBand="0" w:evenVBand="0" w:oddHBand="0" w:evenHBand="0" w:firstRowFirstColumn="0" w:firstRowLastColumn="0" w:lastRowFirstColumn="0" w:lastRowLastColumn="0"/>
-            <w:tcW w:w="2160" w:type="dxa"/>
+            <w:tcW w:w="0" w:type="auto"/>
+            <w:hideMark/>
           </w:tcPr>
           <w:p>
             <w:pPr>
               <w:pStyle w:val="Standard"/>
               <w:jc w:val="both"/>
               <w:rPr>
-                <w:rFonts w:ascii="Verdana" w:hAnsi="Verdana" w:cstheme="minorHAnsi"/>
-                <w:highlight w:val="yellow"/>
-              </w:rPr>
-            </w:pPr>
-            <w:r>
-              <w:rPr>
-                <w:rFonts w:ascii="Verdana" w:hAnsi="Verdana" w:cstheme="minorHAnsi"/>
-                <w:highlight w:val="yellow"/>
-              </w:rPr>
-              <w:t>Importancia</w:t>
+                <w:rFonts w:ascii="Calibri" w:hAnsi="Calibri" w:cstheme="minorHAnsi"/>
+                <w:sz w:val="22"/>
+                <w:szCs w:val="22"/>
+              </w:rPr>
+            </w:pPr>
+            <w:r>
+              <w:rPr>
+                <w:rFonts w:ascii="Calibri" w:hAnsi="Calibri" w:cstheme="minorHAnsi"/>
+                <w:sz w:val="22"/>
+                <w:szCs w:val="22"/>
+              </w:rPr>
+              <w:t>Estabilidad</w:t>
             </w:r>
           </w:p>
         </w:tc>
         <w:tc>
           <w:tcPr>
-            <w:tcW w:w="6850" w:type="dxa"/>
+            <w:tcW w:w="0" w:type="auto"/>
+            <w:hideMark/>
           </w:tcPr>
           <w:p>
             <w:pPr>
@@ -17659,14 +17642,16 @@
               <w:jc w:val="both"/>
               <w:cnfStyle w:val="000000100000" w:firstRow="0" w:lastRow="0" w:firstColumn="0" w:lastColumn="0" w:oddVBand="0" w:evenVBand="0" w:oddHBand="1" w:evenHBand="0" w:firstRowFirstColumn="0" w:firstRowLastColumn="0" w:lastRowFirstColumn="0" w:lastRowLastColumn="0"/>
               <w:rPr>
-                <w:rFonts w:ascii="Verdana" w:hAnsi="Verdana" w:cstheme="minorHAnsi"/>
-                <w:highlight w:val="yellow"/>
-              </w:rPr>
-            </w:pPr>
-            <w:r>
-              <w:rPr>
-                <w:rFonts w:ascii="Verdana" w:hAnsi="Verdana" w:cstheme="minorHAnsi"/>
-                <w:highlight w:val="yellow"/>
+                <w:rFonts w:ascii="Calibri" w:hAnsi="Calibri" w:cstheme="minorHAnsi"/>
+                <w:sz w:val="22"/>
+                <w:szCs w:val="22"/>
+              </w:rPr>
+            </w:pPr>
+            <w:r>
+              <w:rPr>
+                <w:rFonts w:ascii="Calibri" w:hAnsi="Calibri" w:cstheme="minorHAnsi"/>
+                <w:sz w:val="22"/>
+                <w:szCs w:val="22"/>
               </w:rPr>
               <w:t>Alta</w:t>
             </w:r>
@@ -17677,29 +17662,33 @@
         <w:tc>
           <w:tcPr>
             <w:cnfStyle w:val="001000000000" w:firstRow="0" w:lastRow="0" w:firstColumn="1" w:lastColumn="0" w:oddVBand="0" w:evenVBand="0" w:oddHBand="0" w:evenHBand="0" w:firstRowFirstColumn="0" w:firstRowLastColumn="0" w:lastRowFirstColumn="0" w:lastRowLastColumn="0"/>
-            <w:tcW w:w="2160" w:type="dxa"/>
+            <w:tcW w:w="0" w:type="auto"/>
+            <w:hideMark/>
           </w:tcPr>
           <w:p>
             <w:pPr>
               <w:pStyle w:val="Standard"/>
               <w:jc w:val="both"/>
               <w:rPr>
-                <w:rFonts w:ascii="Verdana" w:hAnsi="Verdana" w:cstheme="minorHAnsi"/>
-                <w:highlight w:val="yellow"/>
-              </w:rPr>
-            </w:pPr>
-            <w:r>
-              <w:rPr>
-                <w:rFonts w:ascii="Verdana" w:hAnsi="Verdana" w:cstheme="minorHAnsi"/>
-                <w:highlight w:val="yellow"/>
-              </w:rPr>
-              <w:t>Estado</w:t>
+                <w:rFonts w:ascii="Calibri" w:hAnsi="Calibri" w:cstheme="minorHAnsi"/>
+                <w:sz w:val="22"/>
+                <w:szCs w:val="22"/>
+              </w:rPr>
+            </w:pPr>
+            <w:r>
+              <w:rPr>
+                <w:rFonts w:ascii="Calibri" w:hAnsi="Calibri" w:cstheme="minorHAnsi"/>
+                <w:sz w:val="22"/>
+                <w:szCs w:val="22"/>
+              </w:rPr>
+              <w:t>Comentarios</w:t>
             </w:r>
           </w:p>
         </w:tc>
         <w:tc>
           <w:tcPr>
-            <w:tcW w:w="6850" w:type="dxa"/>
+            <w:tcW w:w="0" w:type="auto"/>
+            <w:hideMark/>
           </w:tcPr>
           <w:p>
             <w:pPr>
@@ -17707,163 +17696,18 @@
               <w:jc w:val="both"/>
               <w:cnfStyle w:val="000000000000" w:firstRow="0" w:lastRow="0" w:firstColumn="0" w:lastColumn="0" w:oddVBand="0" w:evenVBand="0" w:oddHBand="0" w:evenHBand="0" w:firstRowFirstColumn="0" w:firstRowLastColumn="0" w:lastRowFirstColumn="0" w:lastRowLastColumn="0"/>
               <w:rPr>
-                <w:rFonts w:ascii="Verdana" w:hAnsi="Verdana" w:cstheme="minorHAnsi"/>
-                <w:highlight w:val="yellow"/>
-              </w:rPr>
-            </w:pPr>
-            <w:r>
-              <w:rPr>
-                <w:rFonts w:ascii="Verdana" w:hAnsi="Verdana" w:cstheme="minorHAnsi"/>
-                <w:highlight w:val="yellow"/>
-              </w:rPr>
-              <w:t>Aprobado</w:t>
-            </w:r>
-          </w:p>
-        </w:tc>
-      </w:tr>
-      <w:tr>
-        <w:trPr>
-          <w:cnfStyle w:val="000000100000" w:firstRow="0" w:lastRow="0" w:firstColumn="0" w:lastColumn="0" w:oddVBand="0" w:evenVBand="0" w:oddHBand="1" w:evenHBand="0" w:firstRowFirstColumn="0" w:firstRowLastColumn="0" w:lastRowFirstColumn="0" w:lastRowLastColumn="0"/>
-        </w:trPr>
-        <w:tc>
-          <w:tcPr>
-            <w:cnfStyle w:val="001000000000" w:firstRow="0" w:lastRow="0" w:firstColumn="1" w:lastColumn="0" w:oddVBand="0" w:evenVBand="0" w:oddHBand="0" w:evenHBand="0" w:firstRowFirstColumn="0" w:firstRowLastColumn="0" w:lastRowFirstColumn="0" w:lastRowLastColumn="0"/>
-            <w:tcW w:w="2160" w:type="dxa"/>
-          </w:tcPr>
-          <w:p>
-            <w:pPr>
-              <w:pStyle w:val="Standard"/>
-              <w:jc w:val="both"/>
-              <w:rPr>
-                <w:rFonts w:ascii="Verdana" w:hAnsi="Verdana" w:cstheme="minorHAnsi"/>
-                <w:highlight w:val="yellow"/>
-              </w:rPr>
-            </w:pPr>
-            <w:r>
-              <w:rPr>
-                <w:rFonts w:ascii="Verdana" w:hAnsi="Verdana" w:cstheme="minorHAnsi"/>
-                <w:highlight w:val="yellow"/>
-              </w:rPr>
-              <w:t>Estabilidad</w:t>
-            </w:r>
-          </w:p>
-        </w:tc>
-        <w:tc>
-          <w:tcPr>
-            <w:tcW w:w="6850" w:type="dxa"/>
-          </w:tcPr>
-          <w:p>
-            <w:pPr>
-              <w:pStyle w:val="Standard"/>
-              <w:jc w:val="both"/>
-              <w:cnfStyle w:val="000000100000" w:firstRow="0" w:lastRow="0" w:firstColumn="0" w:lastColumn="0" w:oddVBand="0" w:evenVBand="0" w:oddHBand="1" w:evenHBand="0" w:firstRowFirstColumn="0" w:firstRowLastColumn="0" w:lastRowFirstColumn="0" w:lastRowLastColumn="0"/>
-              <w:rPr>
-                <w:rFonts w:ascii="Verdana" w:hAnsi="Verdana" w:cstheme="minorHAnsi"/>
-                <w:highlight w:val="yellow"/>
-              </w:rPr>
-            </w:pPr>
-            <w:r>
-              <w:rPr>
-                <w:rFonts w:ascii="Verdana" w:hAnsi="Verdana" w:cstheme="minorHAnsi"/>
-                <w:highlight w:val="yellow"/>
-              </w:rPr>
-              <w:t>Alta</w:t>
-            </w:r>
-          </w:p>
-        </w:tc>
-      </w:tr>
-      <w:tr>
-        <w:tc>
-          <w:tcPr>
-            <w:cnfStyle w:val="001000000000" w:firstRow="0" w:lastRow="0" w:firstColumn="1" w:lastColumn="0" w:oddVBand="0" w:evenVBand="0" w:oddHBand="0" w:evenHBand="0" w:firstRowFirstColumn="0" w:firstRowLastColumn="0" w:lastRowFirstColumn="0" w:lastRowLastColumn="0"/>
-            <w:tcW w:w="2160" w:type="dxa"/>
-          </w:tcPr>
-          <w:p>
-            <w:pPr>
-              <w:pStyle w:val="Standard"/>
-              <w:jc w:val="both"/>
-              <w:rPr>
-                <w:rFonts w:ascii="Verdana" w:hAnsi="Verdana" w:cstheme="minorHAnsi"/>
-                <w:highlight w:val="yellow"/>
-              </w:rPr>
-            </w:pPr>
-            <w:r>
-              <w:rPr>
-                <w:rFonts w:ascii="Verdana" w:hAnsi="Verdana" w:cstheme="minorHAnsi"/>
-                <w:highlight w:val="yellow"/>
-              </w:rPr>
-              <w:t>Comentarios</w:t>
-            </w:r>
-          </w:p>
-        </w:tc>
-        <w:tc>
-          <w:tcPr>
-            <w:tcW w:w="6850" w:type="dxa"/>
-          </w:tcPr>
-          <w:p>
-            <w:pPr>
-              <w:pStyle w:val="Standard"/>
-              <w:cnfStyle w:val="000000000000" w:firstRow="0" w:lastRow="0" w:firstColumn="0" w:lastColumn="0" w:oddVBand="0" w:evenVBand="0" w:oddHBand="0" w:evenHBand="0" w:firstRowFirstColumn="0" w:firstRowLastColumn="0" w:lastRowFirstColumn="0" w:lastRowLastColumn="0"/>
-              <w:rPr>
-                <w:rFonts w:ascii="Verdana" w:hAnsi="Verdana" w:cstheme="minorHAnsi"/>
-                <w:highlight w:val="yellow"/>
-              </w:rPr>
-            </w:pPr>
-            <w:r>
-              <w:rPr>
-                <w:rFonts w:ascii="Verdana" w:hAnsi="Verdana" w:cstheme="minorHAnsi"/>
-                <w:highlight w:val="yellow"/>
-              </w:rPr>
-              <w:t>Las unidades disponibles para la conversión son:</w:t>
-            </w:r>
-            <w:r>
-              <w:rPr>
-                <w:rFonts w:ascii="Verdana" w:hAnsi="Verdana" w:cstheme="minorHAnsi"/>
-                <w:highlight w:val="yellow"/>
-              </w:rPr>
-              <w:t xml:space="preserve"> </w:t>
-            </w:r>
-            <w:proofErr w:type="spellStart"/>
-            <w:r>
-              <w:rPr>
-                <w:rFonts w:ascii="Verdana" w:hAnsi="Verdana" w:cstheme="minorHAnsi"/>
-                <w:highlight w:val="yellow"/>
-              </w:rPr>
-              <w:t>farenheit</w:t>
-            </w:r>
-            <w:proofErr w:type="spellEnd"/>
-            <w:r>
-              <w:rPr>
-                <w:rFonts w:ascii="Verdana" w:hAnsi="Verdana" w:cstheme="minorHAnsi"/>
-                <w:highlight w:val="yellow"/>
-              </w:rPr>
-              <w:t xml:space="preserve">, kelvin, Celsius, newton y </w:t>
-            </w:r>
-            <w:proofErr w:type="spellStart"/>
-            <w:r>
-              <w:rPr>
-                <w:rFonts w:ascii="Verdana" w:hAnsi="Verdana" w:cstheme="minorHAnsi"/>
-                <w:highlight w:val="yellow"/>
-              </w:rPr>
-              <w:t>reaumur</w:t>
-            </w:r>
-            <w:proofErr w:type="spellEnd"/>
-          </w:p>
-          <w:p>
-            <w:pPr>
-              <w:pStyle w:val="Standard"/>
-              <w:jc w:val="both"/>
-              <w:cnfStyle w:val="000000000000" w:firstRow="0" w:lastRow="0" w:firstColumn="0" w:lastColumn="0" w:oddVBand="0" w:evenVBand="0" w:oddHBand="0" w:evenHBand="0" w:firstRowFirstColumn="0" w:firstRowLastColumn="0" w:lastRowFirstColumn="0" w:lastRowLastColumn="0"/>
-              <w:rPr>
-                <w:rFonts w:ascii="Verdana" w:hAnsi="Verdana" w:cstheme="minorHAnsi"/>
-              </w:rPr>
-            </w:pPr>
-            <w:r>
-              <w:rPr>
-                <w:rFonts w:ascii="Verdana" w:hAnsi="Verdana" w:cstheme="minorHAnsi"/>
-                <w:highlight w:val="yellow"/>
-              </w:rPr>
-              <w:t>.</w:t>
+                <w:rFonts w:ascii="Calibri" w:hAnsi="Calibri" w:cstheme="minorHAnsi"/>
+                <w:sz w:val="22"/>
+                <w:szCs w:val="22"/>
+              </w:rPr>
+            </w:pPr>
+            <w:r>
+              <w:rPr>
+                <w:rFonts w:ascii="Calibri" w:hAnsi="Calibri" w:cstheme="minorHAnsi"/>
+                <w:sz w:val="22"/>
+                <w:szCs w:val="22"/>
+              </w:rPr>
+              <w:t xml:space="preserve">Las unidades disponibles para la conversión en el catálogo son: Celsius, Fahrenheit y Kelvin. </w:t>
             </w:r>
           </w:p>
         </w:tc>
@@ -17871,37 +17715,44 @@
     </w:tbl>
     <w:p>
       <w:pPr>
-        <w:pStyle w:val="Heading2"/>
-      </w:pPr>
-      <w:bookmarkStart w:id="71" w:name="_Toc229513516"/>
-      <w:r>
-        <w:t xml:space="preserve">8.3 </w:t>
-      </w:r>
-      <w:r>
-        <w:t xml:space="preserve">Requisitos </w:t>
-      </w:r>
-      <w:r>
-        <w:t xml:space="preserve">No </w:t>
-      </w:r>
-      <w:r>
-        <w:t>Funcionales</w:t>
-      </w:r>
-      <w:bookmarkEnd w:id="71"/>
+        <w:rPr>
+          <w:lang w:val="es-MX"/>
+        </w:rPr>
+      </w:pPr>
     </w:p>
     <w:p>
       <w:pPr>
+        <w:pStyle w:val="Heading2"/>
+      </w:pPr>
+      <w:bookmarkStart w:id="67" w:name="_Toc229513516"/>
+      <w:r>
+        <w:t xml:space="preserve">8.3 </w:t>
+      </w:r>
+      <w:r>
+        <w:t xml:space="preserve">Requisitos </w:t>
+      </w:r>
+      <w:r>
+        <w:t xml:space="preserve">No </w:t>
+      </w:r>
+      <w:r>
+        <w:t>Funcionales</w:t>
+      </w:r>
+      <w:bookmarkEnd w:id="67"/>
+    </w:p>
+    <w:p>
+      <w:pPr>
         <w:pStyle w:val="Heading3"/>
       </w:pPr>
-      <w:bookmarkStart w:id="72" w:name="_Toc58077507"/>
-      <w:bookmarkStart w:id="73" w:name="_Toc229513517"/>
+      <w:bookmarkStart w:id="68" w:name="_Toc58077507"/>
+      <w:bookmarkStart w:id="69" w:name="_Toc229513517"/>
       <w:r>
         <w:t xml:space="preserve">8.3.1 </w:t>
       </w:r>
       <w:r>
         <w:t>Objetivo General</w:t>
       </w:r>
-      <w:bookmarkEnd w:id="72"/>
-      <w:bookmarkEnd w:id="73"/>
+      <w:bookmarkEnd w:id="68"/>
+      <w:bookmarkEnd w:id="69"/>
     </w:p>
     <w:p>
       <w:r>
@@ -17925,7 +17776,7 @@
           <w:iCs w:val="0"/>
         </w:rPr>
       </w:pPr>
-      <w:bookmarkStart w:id="74" w:name="_Toc83812969"/>
+      <w:bookmarkStart w:id="70" w:name="_Toc83812969"/>
       <w:r>
         <w:rPr>
           <w:b/>
@@ -17989,7 +17840,7 @@
         </w:rPr>
         <w:t xml:space="preserve">. </w:t>
       </w:r>
-      <w:bookmarkEnd w:id="74"/>
+      <w:bookmarkEnd w:id="70"/>
       <w:r>
         <w:rPr>
           <w:b/>
@@ -18030,7 +17881,7 @@
                 <w:color w:val="FFFFFF" w:themeColor="background1"/>
               </w:rPr>
             </w:pPr>
-            <w:bookmarkStart w:id="75" w:name="_Toc83812970"/>
+            <w:bookmarkStart w:id="71" w:name="_Toc83812970"/>
             <w:r>
               <w:rPr>
                 <w:rFonts w:ascii="Arial" w:hAnsi="Arial"/>
@@ -18150,7 +18001,6 @@
                 <w:iCs w:val="0"/>
                 <w:color w:val="365F91" w:themeColor="accent1" w:themeShade="BF"/>
               </w:rPr>
-              <w:lastRenderedPageBreak/>
               <w:t>Importancia</w:t>
             </w:r>
           </w:p>
@@ -18339,7 +18189,7 @@
         </w:rPr>
         <w:t xml:space="preserve">. </w:t>
       </w:r>
-      <w:bookmarkEnd w:id="75"/>
+      <w:bookmarkEnd w:id="71"/>
       <w:r>
         <w:rPr>
           <w:b/>
@@ -18536,6 +18386,7 @@
                 <w:iCs w:val="0"/>
                 <w:color w:val="365F91" w:themeColor="accent1" w:themeShade="BF"/>
               </w:rPr>
+              <w:lastRenderedPageBreak/>
               <w:t>Importancia</w:t>
             </w:r>
           </w:p>
@@ -18644,7 +18495,7 @@
         <w:pStyle w:val="Caption"/>
         <w:spacing w:before="0" w:after="0"/>
       </w:pPr>
-      <w:bookmarkStart w:id="76" w:name="_Toc83812971"/>
+      <w:bookmarkStart w:id="72" w:name="_Toc83812971"/>
       <w:r>
         <w:rPr>
           <w:b/>
@@ -18985,8 +18836,8 @@
           <w:iCs w:val="0"/>
         </w:rPr>
       </w:pPr>
-      <w:bookmarkStart w:id="77" w:name="_Toc83812972"/>
-      <w:bookmarkEnd w:id="76"/>
+      <w:bookmarkStart w:id="73" w:name="_Toc83812972"/>
+      <w:bookmarkEnd w:id="72"/>
     </w:p>
     <w:p>
       <w:pPr>
@@ -19062,7 +18913,7 @@
         </w:rPr>
         <w:t xml:space="preserve">. Requerimiento no funcional </w:t>
       </w:r>
-      <w:bookmarkEnd w:id="77"/>
+      <w:bookmarkEnd w:id="73"/>
       <w:r>
         <w:rPr>
           <w:b/>
@@ -19340,9 +19191,9 @@
           <w:iCs w:val="0"/>
         </w:rPr>
       </w:pPr>
-      <w:bookmarkStart w:id="78" w:name="_Toc83812973"/>
+      <w:bookmarkStart w:id="74" w:name="_Toc83812973"/>
     </w:p>
-    <w:bookmarkEnd w:id="78"/>
+    <w:bookmarkEnd w:id="74"/>
     <w:p>
       <w:pPr>
         <w:pStyle w:val="Caption"/>
@@ -20039,7 +19890,7 @@
         <w:pStyle w:val="Caption"/>
         <w:spacing w:before="0" w:after="0"/>
       </w:pPr>
-      <w:bookmarkStart w:id="79" w:name="_Toc83812974"/>
+      <w:bookmarkStart w:id="75" w:name="_Toc83812974"/>
     </w:p>
     <w:p>
       <w:pPr>
@@ -20052,8 +19903,8 @@
           <w:iCs w:val="0"/>
         </w:rPr>
       </w:pPr>
-      <w:bookmarkStart w:id="80" w:name="_Toc83812975"/>
-      <w:bookmarkEnd w:id="79"/>
+      <w:bookmarkStart w:id="76" w:name="_Toc83812975"/>
+      <w:bookmarkEnd w:id="75"/>
       <w:r>
         <w:rPr>
           <w:b/>
@@ -20327,6 +20178,7 @@
                 <w:iCs w:val="0"/>
                 <w:color w:val="365F91" w:themeColor="accent1" w:themeShade="BF"/>
               </w:rPr>
+              <w:lastRenderedPageBreak/>
               <w:t>Estado</w:t>
             </w:r>
           </w:p>
@@ -20376,7 +20228,7 @@
         <w:spacing w:before="0" w:after="0"/>
       </w:pPr>
     </w:p>
-    <w:bookmarkEnd w:id="80"/>
+    <w:bookmarkEnd w:id="76"/>
     <w:p>
       <w:pPr>
         <w:pStyle w:val="ListParagraph"/>
@@ -20492,31 +20344,31 @@
       <w:pPr>
         <w:pStyle w:val="Heading2"/>
       </w:pPr>
-      <w:bookmarkStart w:id="81" w:name="_Toc229513518"/>
+      <w:bookmarkStart w:id="77" w:name="_Toc229513518"/>
       <w:r>
         <w:t xml:space="preserve">8.4 </w:t>
       </w:r>
       <w:r>
         <w:t>Otros Requerimientos</w:t>
       </w:r>
-      <w:bookmarkEnd w:id="81"/>
+      <w:bookmarkEnd w:id="77"/>
     </w:p>
     <w:p>
       <w:pPr>
         <w:pStyle w:val="Heading3"/>
       </w:pPr>
-      <w:bookmarkStart w:id="82" w:name="_Toc229513519"/>
+      <w:bookmarkStart w:id="78" w:name="_Toc229513519"/>
       <w:r>
         <w:t xml:space="preserve">8.4.1 </w:t>
       </w:r>
       <w:r>
         <w:t>Restricciones de Diseño</w:t>
       </w:r>
-      <w:bookmarkEnd w:id="82"/>
+      <w:bookmarkEnd w:id="78"/>
     </w:p>
     <w:p>
-      <w:bookmarkStart w:id="83" w:name="_4i7ojhp" w:colFirst="0" w:colLast="0"/>
-      <w:bookmarkEnd w:id="83"/>
+      <w:bookmarkStart w:id="79" w:name="_4i7ojhp" w:colFirst="0" w:colLast="0"/>
+      <w:bookmarkEnd w:id="79"/>
       <w:r>
         <w:t>Las restricciones de diseño son las siguientes:</w:t>
       </w:r>
@@ -20552,18 +20404,18 @@
       <w:pPr>
         <w:pStyle w:val="Heading3"/>
       </w:pPr>
-      <w:bookmarkStart w:id="84" w:name="_2xcytpi" w:colFirst="0" w:colLast="0"/>
-      <w:bookmarkStart w:id="85" w:name="_Toc58077511"/>
-      <w:bookmarkStart w:id="86" w:name="_Toc229513520"/>
-      <w:bookmarkEnd w:id="84"/>
+      <w:bookmarkStart w:id="80" w:name="_2xcytpi" w:colFirst="0" w:colLast="0"/>
+      <w:bookmarkStart w:id="81" w:name="_Toc58077511"/>
+      <w:bookmarkStart w:id="82" w:name="_Toc229513520"/>
+      <w:bookmarkEnd w:id="80"/>
       <w:r>
         <w:t xml:space="preserve">8.4.2 Restricciones de </w:t>
       </w:r>
       <w:r>
         <w:t>Hardware</w:t>
       </w:r>
-      <w:bookmarkEnd w:id="85"/>
-      <w:bookmarkEnd w:id="86"/>
+      <w:bookmarkEnd w:id="81"/>
+      <w:bookmarkEnd w:id="82"/>
       <w:r>
         <w:t xml:space="preserve"> </w:t>
       </w:r>
@@ -20667,19 +20519,19 @@
       <w:pPr>
         <w:pStyle w:val="Heading3"/>
       </w:pPr>
-      <w:bookmarkStart w:id="87" w:name="_Toc58077512"/>
-      <w:bookmarkStart w:id="88" w:name="_Toc229513521"/>
+      <w:bookmarkStart w:id="83" w:name="_Toc58077512"/>
+      <w:bookmarkStart w:id="84" w:name="_Toc229513521"/>
       <w:r>
         <w:t xml:space="preserve">8.4.3 </w:t>
       </w:r>
       <w:r>
         <w:t>Atributos</w:t>
       </w:r>
-      <w:bookmarkEnd w:id="87"/>
+      <w:bookmarkEnd w:id="83"/>
       <w:r>
         <w:t xml:space="preserve"> de calidad</w:t>
       </w:r>
-      <w:bookmarkEnd w:id="88"/>
+      <w:bookmarkEnd w:id="84"/>
     </w:p>
     <w:p>
       <w:r>
@@ -20721,7 +20573,6 @@
           <w:b/>
           <w:bCs/>
         </w:rPr>
-        <w:lastRenderedPageBreak/>
         <w:t xml:space="preserve">Seguridad. </w:t>
       </w:r>
       <w:r>
@@ -20752,44 +20603,45 @@
       <w:pPr>
         <w:pStyle w:val="Heading1"/>
       </w:pPr>
-      <w:bookmarkStart w:id="89" w:name="_Toc23846806"/>
-      <w:bookmarkStart w:id="90" w:name="_Toc58077513"/>
-      <w:bookmarkStart w:id="91" w:name="_Toc229513522"/>
+      <w:bookmarkStart w:id="85" w:name="_Toc23846806"/>
+      <w:bookmarkStart w:id="86" w:name="_Toc58077513"/>
+      <w:bookmarkStart w:id="87" w:name="_Toc229513522"/>
       <w:r>
         <w:t xml:space="preserve">9. </w:t>
       </w:r>
       <w:r>
         <w:t>Requisitos de Rendimiento</w:t>
       </w:r>
+      <w:bookmarkEnd w:id="85"/>
+      <w:bookmarkEnd w:id="86"/>
+      <w:bookmarkEnd w:id="87"/>
+    </w:p>
+    <w:p>
+      <w:pPr>
+        <w:pStyle w:val="Heading2"/>
+      </w:pPr>
+      <w:bookmarkStart w:id="88" w:name="_Toc23846807"/>
+      <w:bookmarkStart w:id="89" w:name="_Toc58077514"/>
+      <w:bookmarkStart w:id="90" w:name="_Toc229513523"/>
+      <w:r>
+        <w:lastRenderedPageBreak/>
+        <w:t>9.1. Requisitos de Interfaces Externas</w:t>
+      </w:r>
+      <w:bookmarkEnd w:id="88"/>
       <w:bookmarkEnd w:id="89"/>
       <w:bookmarkEnd w:id="90"/>
-      <w:bookmarkEnd w:id="91"/>
     </w:p>
     <w:p>
       <w:pPr>
-        <w:pStyle w:val="Heading2"/>
-      </w:pPr>
-      <w:bookmarkStart w:id="92" w:name="_Toc23846807"/>
-      <w:bookmarkStart w:id="93" w:name="_Toc58077514"/>
-      <w:bookmarkStart w:id="94" w:name="_Toc229513523"/>
-      <w:r>
-        <w:t>9.1. Requisitos de Interfaces Externas</w:t>
-      </w:r>
+        <w:pStyle w:val="Heading3"/>
+      </w:pPr>
+      <w:bookmarkStart w:id="91" w:name="_Toc58077515"/>
+      <w:bookmarkStart w:id="92" w:name="_Toc229513524"/>
+      <w:r>
+        <w:t>9.1.1. Interfaces de Usuario</w:t>
+      </w:r>
+      <w:bookmarkEnd w:id="91"/>
       <w:bookmarkEnd w:id="92"/>
-      <w:bookmarkEnd w:id="93"/>
-      <w:bookmarkEnd w:id="94"/>
-    </w:p>
-    <w:p>
-      <w:pPr>
-        <w:pStyle w:val="Heading3"/>
-      </w:pPr>
-      <w:bookmarkStart w:id="95" w:name="_Toc58077515"/>
-      <w:bookmarkStart w:id="96" w:name="_Toc229513524"/>
-      <w:r>
-        <w:t>9.1.1. Interfaces de Usuario</w:t>
-      </w:r>
-      <w:bookmarkEnd w:id="95"/>
-      <w:bookmarkEnd w:id="96"/>
     </w:p>
     <w:p>
       <w:pPr>
@@ -20798,7 +20650,7 @@
           <w:lang w:val="es-EC"/>
         </w:rPr>
       </w:pPr>
-      <w:bookmarkStart w:id="97" w:name="_Toc58077516"/>
+      <w:bookmarkStart w:id="93" w:name="_Toc58077516"/>
       <w:r>
         <w:rPr>
           <w:lang w:val="es-EC"/>
@@ -20947,12 +20799,12 @@
       <w:pPr>
         <w:pStyle w:val="Heading3"/>
       </w:pPr>
-      <w:bookmarkStart w:id="98" w:name="_Toc229513525"/>
+      <w:bookmarkStart w:id="94" w:name="_Toc229513525"/>
       <w:r>
         <w:t>9.1.2. Interfaces de Hardware</w:t>
       </w:r>
-      <w:bookmarkEnd w:id="97"/>
-      <w:bookmarkEnd w:id="98"/>
+      <w:bookmarkEnd w:id="93"/>
+      <w:bookmarkEnd w:id="94"/>
     </w:p>
     <w:p>
       <w:r>
@@ -21022,13 +20874,13 @@
       <w:pPr>
         <w:pStyle w:val="Heading3"/>
       </w:pPr>
-      <w:bookmarkStart w:id="99" w:name="_Toc58077517"/>
-      <w:bookmarkStart w:id="100" w:name="_Toc229513526"/>
+      <w:bookmarkStart w:id="95" w:name="_Toc58077517"/>
+      <w:bookmarkStart w:id="96" w:name="_Toc229513526"/>
       <w:r>
         <w:t>9.1.3. Interfaces de Software</w:t>
       </w:r>
-      <w:bookmarkEnd w:id="99"/>
-      <w:bookmarkEnd w:id="100"/>
+      <w:bookmarkEnd w:id="95"/>
+      <w:bookmarkEnd w:id="96"/>
     </w:p>
     <w:p>
       <w:pPr>
@@ -21058,13 +20910,13 @@
       <w:pPr>
         <w:pStyle w:val="Heading3"/>
       </w:pPr>
-      <w:bookmarkStart w:id="101" w:name="_Toc58077518"/>
-      <w:bookmarkStart w:id="102" w:name="_Toc229513527"/>
+      <w:bookmarkStart w:id="97" w:name="_Toc58077518"/>
+      <w:bookmarkStart w:id="98" w:name="_Toc229513527"/>
       <w:r>
         <w:t>9.1.4. Interfaces de Comunicación</w:t>
       </w:r>
-      <w:bookmarkEnd w:id="101"/>
-      <w:bookmarkEnd w:id="102"/>
+      <w:bookmarkEnd w:id="97"/>
+      <w:bookmarkEnd w:id="98"/>
     </w:p>
     <w:p>
       <w:pPr>
@@ -21072,7 +20924,7 @@
           <w:lang w:val="es-EC"/>
         </w:rPr>
       </w:pPr>
-      <w:bookmarkStart w:id="103" w:name="_Toc58077519"/>
+      <w:bookmarkStart w:id="99" w:name="_Toc58077519"/>
       <w:r>
         <w:rPr>
           <w:lang w:val="es-EC"/>
@@ -21084,7 +20936,7 @@
       <w:r>
         <w:t>9.1.5. Base de Datos</w:t>
       </w:r>
-      <w:bookmarkEnd w:id="103"/>
+      <w:bookmarkEnd w:id="99"/>
     </w:p>
     <w:p>
       <w:r>
@@ -21096,11 +20948,11 @@
       <w:pPr>
         <w:pStyle w:val="TOCHeading"/>
       </w:pPr>
-      <w:bookmarkStart w:id="104" w:name="_Toc58077520"/>
+      <w:bookmarkStart w:id="100" w:name="_Toc58077520"/>
       <w:r>
         <w:t>RECOMENDACIONES</w:t>
       </w:r>
-      <w:bookmarkEnd w:id="104"/>
+      <w:bookmarkEnd w:id="100"/>
     </w:p>
     <w:p>
       <w:pPr>
@@ -21141,12 +20993,11 @@
       <w:pPr>
         <w:pStyle w:val="TOCHeading"/>
       </w:pPr>
-      <w:bookmarkStart w:id="105" w:name="_Toc58077521"/>
-      <w:r>
-        <w:lastRenderedPageBreak/>
+      <w:bookmarkStart w:id="101" w:name="_Toc58077521"/>
+      <w:r>
         <w:t>CONCLUSIONES</w:t>
       </w:r>
-      <w:bookmarkEnd w:id="105"/>
+      <w:bookmarkEnd w:id="101"/>
     </w:p>
     <w:p>
       <w:pPr>
@@ -21193,11 +21044,15 @@
         </w:numPr>
       </w:pPr>
       <w:r>
-        <w:t xml:space="preserve">Los requisitos presentados en la actual documentación van de acorde a los requerimientos presentados por el docente. </w:t>
-      </w:r>
-      <w:bookmarkStart w:id="106" w:name="_Toc58077522"/>
+        <w:t xml:space="preserve">Los requisitos presentados en la actual documentación van de acorde a los requerimientos </w:t>
+      </w:r>
+      <w:r>
+        <w:lastRenderedPageBreak/>
+        <w:t xml:space="preserve">presentados por el docente. </w:t>
+      </w:r>
+      <w:bookmarkStart w:id="102" w:name="_Toc58077522"/>
     </w:p>
-    <w:bookmarkEnd w:id="106"/>
+    <w:bookmarkEnd w:id="102"/>
     <w:p>
       <w:pPr>
         <w:pStyle w:val="TOCHeading"/>
